--- a/dist/submission/p5_china_APJM.docx
+++ b/dist/submission/p5_china_APJM.docx
@@ -145,7 +145,7 @@
         <w:t xml:space="preserve"> </w:t>
       </w:r>
       <w:r>
-        <w:t xml:space="preserve">This study examines whether the inverted U‑shaped relationship between export intensity and firm performance among Chinese private firms is</w:t>
+        <w:t xml:space="preserve">This study examines whether the inverted U-shaped relationship between export intensity and firm performance among Chinese private firms is</w:t>
       </w:r>
       <w:r>
         <w:t xml:space="preserve"> </w:t>
@@ -205,7 +205,7 @@
         <w:t xml:space="preserve">H2a (environmental shift)</w:t>
       </w:r>
       <w:r>
-        <w:t xml:space="preserve">: cross‑wave Paternoster (1998) z‑tests do not reject equality of the linear and squared export‑intensity coefficients (FSTS z = +0.82, p = .412;</w:t>
+        <w:t xml:space="preserve">: cross-wave Paternoster (1998) z-tests do not reject equality of the linear and squared export-intensity coefficients (FSTS z = +0.82, p = .412;</w:t>
       </w:r>
       <w:r>
         <w:t xml:space="preserve"> </w:t>
@@ -351,7 +351,7 @@
         <w:t xml:space="preserve"> </w:t>
       </w:r>
       <w:r>
-        <w:t xml:space="preserve">Estimated turning points remain in a remarkably tight range, 49.4 % of total sales in 2012, 47.2 % in 2024, and 48.8 % in the pooled sample, with overlapping 95 % delta‑method confidence intervals. Technological capability is robustly associated with higher productivity in both waves (β_z = +0.28 in 2012 and +0.43 in 2024; both p &lt; .001), and a single‑item digital‑presence proxy (own website) is positively associated with productivity in 2024 and the pooled sample (β_z = +0.07, p = .04 in 2024; β_z = +0.06, p = .006 pooled), but neither construct robustly moderates the curvature of the inverted-U: the joint F‑test on capability×curvature interactions (F = 3.26, p = .039) is marginal, individual coefficients are not significant, and the three‑way capability×wave×curvature dynamic moderation test returns F = 0.27, p = .760.</w:t>
+        <w:t xml:space="preserve">Estimated turning points remain in a remarkably tight range, 49.4 % of total sales in 2012, 47.2 % in 2024, and 48.8 % in the pooled sample, with overlapping 95 % delta-method confidence intervals. Technological capability is robustly associated with higher productivity in both waves (β_z = +0.28 in 2012 and +0.43 in 2024; both p &lt; .001), and a single-item digital-presence proxy (own website) is positively associated with productivity in 2024 and the pooled sample (β_z = +0.07, p = .04 in 2024; β_z = +0.06, p = .006 pooled), but neither construct robustly moderates the curvature of the inverted-U: the joint F-test on capability×curvature interactions (F = 3.26, p = .039) is marginal, individual coefficients are not significant, and the three-way capability×wave×curvature dynamic moderation test returns F = 0.27, p = .760.</w:t>
       </w:r>
     </w:p>
     <w:p>
@@ -839,7 +839,7 @@
         <w:pStyle w:val="FirstParagraph"/>
       </w:pPr>
       <w:r>
-        <w:t xml:space="preserve">The relationship between firm internationalization and firm performance remains one of the most enduring questions in international business research. Although a substantial empirical literature, including several meta‑analyses spanning multiple decades and country contexts, now favors a nonlinear inverted U‑shape, with performance rising at low to moderate levels of internationalization and declining once foreign exposure becomes excessive (Hitt, Hoskisson, &amp; Kim, 1997; Contractor, Kundu, &amp; Hsu, 2003; Lu &amp; Beamish, 2004; Marano, Arregle, Hitt, Spadafora, &amp; van Essen, 2016; Schwens et al., 2018; Author Citation, 2025 — ICBEF), a more demanding question is whether the implied turning point is a</w:t>
+        <w:t xml:space="preserve">The relationship between firm internationalization and firm performance remains one of the most enduring questions in international business research. Although a substantial empirical literature, including several meta-analyses spanning multiple decades and country contexts, now favors a nonlinear inverted U-shape, with performance rising at low to moderate levels of internationalization and declining once foreign exposure becomes excessive (Hitt, Hoskisson, &amp; Kim, 1997; Contractor, Kundu, &amp; Hsu, 2003; Lu &amp; Beamish, 2004; Marano, Arregle, Hitt, Spadafora, &amp; van Essen, 2016; Schwens et al., 2018; Author Citation, 2025 — ICBEF), a more demanding question is whether the implied turning point is a</w:t>
       </w:r>
       <w:r>
         <w:t xml:space="preserve"> </w:t>
@@ -855,7 +855,7 @@
         <w:t xml:space="preserve"> </w:t>
       </w:r>
       <w:r>
-        <w:t xml:space="preserve">of a setting or simply a sample‑specific regularity that may evolve as institutional and competitive conditions change. The "too‑much‑of‑a‑good‑thing" pattern is by now well established in management research (Pierce &amp; Aguinis, 2013), but its temporal robustness within a single national context has rarely been examined. For private firms operating in emerging economies, where financing constraints are tight and the marginal cost of overextension may bite harder than for large multinationals, the location and stability of an optimal internationalization range carry direct strategic and policy weight (Buckley, Clegg, Cross, Liu, Voss, &amp; Zheng, 2007; Bausch &amp; Krist, 2007).</w:t>
+        <w:t xml:space="preserve">of a setting or simply a sample-specific regularity that may evolve as institutional and competitive conditions change. The "too-much-of-a-good-thing" pattern is by now well established in management research (Pierce &amp; Aguinis, 2013), but its temporal robustness within a single national context has rarely been examined. For private firms operating in emerging economies, where financing constraints are tight and the marginal cost of overextension may bite harder than for large multinationals, the location and stability of an optimal internationalization range carry direct strategic and policy weight (Buckley, Clegg, Cross, Liu, Voss, &amp; Zheng, 2007; Bausch &amp; Krist, 2007).</w:t>
       </w:r>
     </w:p>
     <w:p>
@@ -863,7 +863,7 @@
         <w:pStyle w:val="BodyText"/>
       </w:pPr>
       <w:r>
-        <w:t xml:space="preserve">China provides a particularly powerful setting for this question. Between 2012 and 2024, the two waves examined here, the Chinese economy underwent extraordinary structural transformation. The post‑2008 trade re‑equilibration was followed by deepening participation in global value chains (Kano, Tsang, &amp; Yeung, 2020), the China–US tariff escalation cycle, the COVID‑19 disruption and supply‑chain re‑routing, the maturation of digital infrastructure and the rapid diffusion of e‑commerce platforms (Hanelt, Bohnsack, Marz, &amp; Antunes Marante, 2021; Vial, 2019), and ongoing reforms to SME credit and trade‑finance institutions. Chinese private firms also matured over this period in the WBES sample: average firm age in our analytic samples rose from 12.6 to 13.9 years, and average labour productivity (log scale) rose from 12.52 to 13.01, corresponding to roughly a 64 % productivity premium in level terms (exp(0.49) ≈ 1.64). Under conventional internationalization theory, several of these changes should have shifted the inverted‑U turning point, by raising the productive returns to internationalization at the upper tail (capability strengthening), softening the post‑threshold downturn (improved trade finance), or both. Whether the predicted shift actually materialises is an empirical question that has not been directly tested for China in the post‑GFC, post‑COVID period.</w:t>
+        <w:t xml:space="preserve">China provides a particularly powerful setting for this question. Between 2012 and 2024, the two waves examined here, the Chinese economy underwent extraordinary structural transformation. The post-2008 trade re-equilibration was followed by deepening participation in global value chains (Kano, Tsang, &amp; Yeung, 2020), the China–US tariff escalation cycle, the COVID-19 disruption and supply-chain re-routing, the maturation of digital infrastructure and the rapid diffusion of e-commerce platforms (Hanelt, Bohnsack, Marz, &amp; Antunes Marante, 2021; Vial, 2019), and ongoing reforms to SME credit and trade-finance institutions. Chinese private firms also matured over this period in the WBES sample: average firm age in our analytic samples rose from 12.6 to 13.9 years, and average labour productivity (log scale) rose from 12.52 to 13.01, corresponding to roughly a 64 % productivity premium in level terms (exp(0.49) ≈ 1.64). Under conventional internationalization theory, several of these changes should have shifted the inverted-U turning point, by raising the productive returns to internationalization at the upper tail (capability strengthening), softening the post-threshold downturn (improved trade finance), or both. Whether the predicted shift actually materialises is an empirical question that has not been directly tested for China in the post-GFC, post-COVID period.</w:t>
       </w:r>
     </w:p>
     <w:p>
@@ -879,7 +879,7 @@
         <w:pStyle w:val="BodyText"/>
       </w:pPr>
       <w:r>
-        <w:t xml:space="preserve">This study examines the internationalization–performance relationship among Chinese private firms across two waves of the World Bank Enterprise Survey (WBES), 2012 and 2024, separated by more than a decade of substantial structural change. Three motivations frame the inquiry. First, the inverted‑U logic predicts a turning point but rarely interrogates whether that turning point</w:t>
+        <w:t xml:space="preserve">This study examines the internationalization–performance relationship among Chinese private firms across two waves of the World Bank Enterprise Survey (WBES), 2012 and 2024, separated by more than a decade of substantial structural change. Three motivations frame the inquiry. First, the inverted-U logic predicts a turning point but rarely interrogates whether that turning point</w:t>
       </w:r>
       <w:r>
         <w:t xml:space="preserve"> </w:t>
@@ -895,7 +895,7 @@
         <w:t xml:space="preserve"> </w:t>
       </w:r>
       <w:r>
-        <w:t xml:space="preserve">over time within a single setting; documenting cross‑wave behavior is therefore a non‑trivial empirical contribution beyond the standard inverted‑U claim (Haans, Pieters, &amp; He, 2016). Second, the IB literature increasingly recognises that the post‑threshold downturn may reflect not only generic coordination costs (Hennart, 2007; Contractor, 2007) but also more specific financial frictions, such as cash‑conversion lengthening, foreign‑receivables exposure, and credit‑constraint binding for trade‑finance access, that intensify as export intensity rises (Manova, 2013; Foley &amp; Manova, 2015; Niepmann &amp; Schmidt-Eisenlohr, 2017; Demir &amp; Javorcik, 2018). Third, the growing role of digital adoption and technological capability in firm productivity has invited claims that capability fundamentally rewires the I–P curve (Bharadwaj, El Sawy, Pavlou, &amp; Venkatraman, 2013; Vial, 2019; Nambisan, Wright, &amp; Feldman, 2019; Verhoef, Broekhuizen, Bart, Bhattacharya, Dong, Fabian, &amp; Haenlein, 2021; Hanelt, Bohnsack, Marz, &amp; Antunes Marante, 2021; Volberda, Khanagha, Baden-Fuller, Mihalache, &amp; Birkinshaw, 2021), but available WBES indicators capture lower‑tier digital adoption rather than full dynamic digital capability. Disentangling these three threads, temporal stability, financial mechanism, and capability role, is the analytical agenda of the present paper.</w:t>
+        <w:t xml:space="preserve">over time within a single setting; documenting cross-wave behavior is therefore a non-trivial empirical contribution beyond the standard inverted-U claim (Haans, Pieters, &amp; He, 2016). Second, the IB literature increasingly recognises that the post-threshold downturn may reflect not only generic coordination costs (Hennart, 2007; Contractor, 2007) but also more specific financial frictions, such as cash-conversion lengthening, foreign-receivables exposure, and credit-constraint binding for trade-finance access, that intensify as export intensity rises (Manova, 2013; Foley &amp; Manova, 2015; Niepmann &amp; Schmidt-Eisenlohr, 2017; Demir &amp; Javorcik, 2018). Third, the growing role of digital adoption and technological capability in firm productivity has invited claims that capability fundamentally rewires the I–P curve (Bharadwaj, El Sawy, Pavlou, &amp; Venkatraman, 2013; Vial, 2019; Nambisan, Wright, &amp; Feldman, 2019; Verhoef, Broekhuizen, Bart, Bhattacharya, Dong, Fabian, &amp; Haenlein, 2021; Hanelt, Bohnsack, Marz, &amp; Antunes Marante, 2021; Volberda, Khanagha, Baden-Fuller, Mihalache, &amp; Birkinshaw, 2021), but available WBES indicators capture lower-tier digital adoption rather than full dynamic digital capability. Disentangling these three threads, temporal stability, financial mechanism, and capability role, is the analytical agenda of the present paper.</w:t>
       </w:r>
     </w:p>
     <w:p>
@@ -927,7 +927,7 @@
         <w:pStyle w:val="BodyText"/>
       </w:pPr>
       <w:r>
-        <w:t xml:space="preserve">In the present study, firm internationalization is operationalized as export intensity (the share of foreign sales in total sales). We estimate a baseline quadratic model for each wave and the pooled sample, conduct a Lind &amp; Mehlum (2010) U‑test to verify the inverted‑U formally, and apply a Paternoster, Brame, Mazerolle, and Piquero (1998) z‑test to the linear and squared export‑intensity coefficients to evaluate cross‑wave parameter equality. We complement these wave-by-wave tests with a pooled three-way moderation specification that adds (FSTS ×</w:t>
+        <w:t xml:space="preserve">In the present study, firm internationalization is operationalized as export intensity (the share of foreign sales in total sales). We estimate a baseline quadratic model for each wave and the pooled sample, conduct a Lind &amp; Mehlum (2010) U-test to verify the inverted-U formally, and apply a Paternoster, Brame, Mazerolle, and Piquero (1998) z-test to the linear and squared export-intensity coefficients to evaluate cross-wave parameter equality. We complement these wave-by-wave tests with a pooled three-way moderation specification that adds (FSTS ×</w:t>
       </w:r>
       <w:r>
         <w:t xml:space="preserve"> </w:t>
@@ -1145,7 +1145,7 @@
         <w:t xml:space="preserve"> </w:t>
       </w:r>
       <w:r>
-        <w:t xml:space="preserve">× Tech) interactions to evaluate the cross-wave shift, capability moderation, and capability-conditioned dynamic moderation hypotheses respectively. We then conduct a supplementary direct test of the working‑capital interpretation using WBES proxies for liquidity access, financing structure, and access‑to‑finance obstacle, with a 2012‑only robustness extension into receivables exposure (Manova, 2013). Throughout, we adopt the disciplined causal‑language conventions advocated for international‑business research and report associations rather than effects (Antonakis et al., 2010; Shaver, 2020).</w:t>
+        <w:t xml:space="preserve">× Tech) interactions to evaluate the cross-wave shift, capability moderation, and capability-conditioned dynamic moderation hypotheses respectively. We then conduct a supplementary direct test of the working-capital interpretation using WBES proxies for liquidity access, financing structure, and access-to-finance obstacle, with a 2012-only robustness extension into receivables exposure (Manova, 2013). Throughout, we adopt the disciplined causal-language conventions advocated for international-business research and report associations rather than effects (Antonakis et al., 2010; Shaver, 2020).</w:t>
       </w:r>
     </w:p>
     <w:p>
@@ -1153,7 +1153,7 @@
         <w:pStyle w:val="BodyText"/>
       </w:pPr>
       <w:r>
-        <w:t xml:space="preserve">The paper makes four contributions. First, we identify and characterise an optimal export‑intensity threshold for Chinese private firms at approximately 48 % of total sales, with a managerially relevant safe operating zone of 30 % to 60 %. This complements the 47.8 % cubic turning point reported by Author Citation (2026 — JFAR) for Chinese manufacturing SMEs by extending the analysis to the full WBES private-firm frame and to a second wave a decade later. Second, and as the paper's central contribution, we provide cross‑wave evidence that this threshold is</w:t>
+        <w:t xml:space="preserve">The paper makes four contributions. First, we identify and characterise an optimal export-intensity threshold for Chinese private firms at approximately 48 % of total sales, with a managerially relevant safe operating zone of 30 % to 60 %. This complements the 47.8 % cubic turning point reported by Author Citation (2026 — JFAR) for Chinese manufacturing SMEs by extending the analysis to the full WBES private-firm frame and to a second wave a decade later. Second, and as the paper's central contribution, we provide cross-wave evidence that this threshold is</w:t>
       </w:r>
       <w:r>
         <w:t xml:space="preserve"> </w:t>
@@ -1182,7 +1182,7 @@
         <w:t xml:space="preserve"> </w:t>
       </w:r>
       <w:r>
-        <w:t xml:space="preserve">of productivity rather than as a curvature moderator of the threshold, distinguishing capability's strategic role from its conjectured role in moderating the I–P trade-off itself. Fourth, we contribute to the broader meta-analytic puzzle in IB by showing that within-country temporal stability is consistent with cross-country institutional context, rather than within-country evolution, being the dominant source of effect-size heterogeneity reported in prior reviews (Marano et al., 2016; Schwens et al., 2018; Filatotchev, Wei, Sarala, Dick, &amp; Prescott, 2020; Author Citation, 2025 — ICBEF). This finding directly addresses the skepticism of Pisani, Garcia-Bernardo, and Heemskerk (2020, SMJ), who demonstrate that the inverted-U relationship weakens or disappears under more rigorous identification approaches in cross-national pooled samples; our within-country temporal stability result suggests that single-country institutional contexts can preserve functional-form regularity that cross-national samples obscure through aggregation heterogeneity. We also offer a working‑capital‑trap interpretation of the post‑threshold downturn (Manova, 2013) as theoretically grounded but not directly identified in our data, and we mark direct testing with WBES items k4–k14 as a priority for future research.</w:t>
+        <w:t xml:space="preserve">of productivity rather than as a curvature moderator of the threshold, distinguishing capability's strategic role from its conjectured role in moderating the I–P trade-off itself. Fourth, we contribute to the broader meta-analytic puzzle in IB by showing that within-country temporal stability is consistent with cross-country institutional context, rather than within-country evolution, being the dominant source of effect-size heterogeneity reported in prior reviews (Marano et al., 2016; Schwens et al., 2018; Filatotchev, Wei, Sarala, Dick, &amp; Prescott, 2020; Author Citation, 2025 — ICBEF). This finding directly addresses the skepticism of Pisani, Garcia-Bernardo, and Heemskerk (2020, SMJ), who demonstrate that the inverted-U relationship weakens or disappears under more rigorous identification approaches in cross-national pooled samples; our within-country temporal stability result suggests that single-country institutional contexts can preserve functional-form regularity that cross-national samples obscure through aggregation heterogeneity. We also offer a working-capital-trap interpretation of the post-threshold downturn (Manova, 2013) as theoretically grounded but not directly identified in our data, and we mark direct testing with WBES items k4–k14 as a priority for future research.</w:t>
       </w:r>
     </w:p>
     <w:p>
@@ -1190,7 +1190,7 @@
         <w:pStyle w:val="BodyText"/>
       </w:pPr>
       <w:r>
-        <w:t xml:space="preserve">The remainder of the paper proceeds as follows. Section 2 develops the theoretical framework and four hypotheses, including the competing H2a (environmental shift) and H2b (structural durability) hypotheses. Section 3 describes the data and methods, including sample-construction and a Plan B1 supplementary specification of working‑capital proxies. Section 4 reports the threshold replication, the cross‑wave shift test, the capability moderation tests, supplementary working‑capital tests, and a manufacturing-only robustness check, with three core results tables. Section 5 discusses theoretical, managerial, and policy implications under the durability framing, identifies four substantive theoretical contributions, and introduces a dedicated Section 5.2 on alternative mechanisms explored. Section 6 acknowledges limitations and identifies future research directions.</w:t>
+        <w:t xml:space="preserve">The remainder of the paper proceeds as follows. Section 2 develops the theoretical framework and four hypotheses, including the competing H2a (environmental shift) and H2b (structural durability) hypotheses. Section 3 describes the data and methods, including sample-construction and a Plan B1 supplementary specification of working-capital proxies. Section 4 reports the threshold replication, the cross-wave shift test, the capability moderation tests, supplementary working-capital tests, and a manufacturing-only robustness check, with three core results tables. Section 5 discusses theoretical, managerial, and policy implications under the durability framing, identifies four substantive theoretical contributions, and introduces a dedicated Section 5.2 on alternative mechanisms explored. Section 6 acknowledges limitations and identifies future research directions.</w:t>
       </w:r>
     </w:p>
     <w:bookmarkEnd w:id="22"/>
@@ -1225,7 +1225,7 @@
         <w:pStyle w:val="BodyText"/>
       </w:pPr>
       <w:r>
-        <w:t xml:space="preserve">However, the advantages of internationalization are not unlimited. As firms become more deeply internationalized, they face greater coordination demands, increased exposure to foreign‑market volatility, more complex logistics and payment arrangements, and higher managerial burdens associated with serving external markets on a sustained basis (Hennart, 2007; Contractor, 2007). These costs are especially consequential for smaller private firms because they typically operate with narrower financial slack, more limited organizational depth, and less capacity to absorb shocks than larger multinational firms (Buckley et al., 2007). Evidence from Chinese exporters confirms this pattern: Xiao et al. (2013) show that internationalization payoffs depend on governance structure, while Feng et al. (2019) document an inverted U-shaped relationship in Yangtze River Delta manufacturing firms. The cross-country meta-analytic evidence further indicates that the inverted-U is a robust pattern but with substantial dispersion in the location of the turning point across studies (Marano et al., 2016; Schwens et al., 2018), motivating the more demanding question of</w:t>
+        <w:t xml:space="preserve">However, the advantages of internationalization are not unlimited. As firms become more deeply internationalized, they face greater coordination demands, increased exposure to foreign-market volatility, more complex logistics and payment arrangements, and higher managerial burdens associated with serving external markets on a sustained basis (Hennart, 2007; Contractor, 2007). These costs are especially consequential for smaller private firms because they typically operate with narrower financial slack, more limited organizational depth, and less capacity to absorb shocks than larger multinational firms (Buckley et al., 2007). Evidence from Chinese exporters confirms this pattern: Xiao et al. (2013) show that internationalization payoffs depend on governance structure, while Feng et al. (2019) document an inverted U-shaped relationship in Yangtze River Delta manufacturing firms. The cross-country meta-analytic evidence further indicates that the inverted-U is a robust pattern but with substantial dispersion in the location of the turning point across studies (Marano et al., 2016; Schwens et al., 2018), motivating the more demanding question of</w:t>
       </w:r>
       <w:r>
         <w:t xml:space="preserve"> </w:t>
@@ -1246,7 +1246,7 @@
         <w:pStyle w:val="BodyText"/>
       </w:pPr>
       <w:r>
-        <w:t xml:space="preserve">In the present study, firm internationalization is operationalized as export intensity, captured by the share of foreign sales in total sales. Under this operationalization, internationalization should improve firm performance up to a point, but performance should deteriorate once export intensity becomes too dominant relative to the firm's operational and financial capacity. The relevant expectation is therefore not a monotonic positive effect, but an inverted U‑shaped association, a pattern that fits the broader "too‑much‑of‑a‑good‑thing" tradition in management research (Pierce &amp; Aguinis, 2013; Haans, Pieters, &amp; He, 2016), in which the performance gains of internationalization are bounded.</w:t>
+        <w:t xml:space="preserve">In the present study, firm internationalization is operationalized as export intensity, captured by the share of foreign sales in total sales. Under this operationalization, internationalization should improve firm performance up to a point, but performance should deteriorate once export intensity becomes too dominant relative to the firm's operational and financial capacity. The relevant expectation is therefore not a monotonic positive effect, but an inverted U-shaped association, a pattern that fits the broader "too-much-of-a-good-thing" tradition in management research (Pierce &amp; Aguinis, 2013; Haans, Pieters, &amp; He, 2016), in which the performance gains of internationalization are bounded.</w:t>
       </w:r>
     </w:p>
     <w:p>
@@ -1264,7 +1264,7 @@
         <w:t xml:space="preserve"> </w:t>
       </w:r>
       <w:r>
-        <w:t xml:space="preserve">Firm internationalization, measured as export intensity, has an inverted U‑shaped relationship with firm performance among Chinese private firms.</w:t>
+        <w:t xml:space="preserve">Firm internationalization, measured as export intensity, has an inverted U-shaped relationship with firm performance among Chinese private firms.</w:t>
       </w:r>
     </w:p>
     <w:bookmarkEnd w:id="23"/>
@@ -1282,7 +1282,7 @@
         <w:pStyle w:val="FirstParagraph"/>
       </w:pPr>
       <w:r>
-        <w:t xml:space="preserve">Although inverted U‑shaped relationships are common in the internationalization literature, a more demanding question is whether the estimated turning point is</w:t>
+        <w:t xml:space="preserve">Although inverted U-shaped relationships are common in the internationalization literature, a more demanding question is whether the estimated turning point is</w:t>
       </w:r>
       <w:r>
         <w:t xml:space="preserve"> </w:t>
@@ -1298,7 +1298,7 @@
         <w:t xml:space="preserve"> </w:t>
       </w:r>
       <w:r>
-        <w:t xml:space="preserve">(Haans, Pieters, &amp; He, 2016; Pierce &amp; Aguinis, 2013). A nonlinear association observed in a single sample may reflect period‑specific conditions, temporary shocks, or sample composition effects rather than an enduring structural trade‑off. Recent reviews of IB methodology emphasise that the meta-analytic evidence on internationalization–performance is heterogeneous in both magnitude and direction, with country and industry context being among the strongest moderators of effect size (Marano et al., 2016; Schwens et al., 2018). For that reason, identifying an inverted U‑shape is only the first step; a stronger contribution requires testing whether the implied threshold</w:t>
+        <w:t xml:space="preserve">(Haans, Pieters, &amp; He, 2016; Pierce &amp; Aguinis, 2013). A nonlinear association observed in a single sample may reflect period-specific conditions, temporary shocks, or sample composition effects rather than an enduring structural trade-off. Recent reviews of IB methodology emphasise that the meta-analytic evidence on internationalization–performance is heterogeneous in both magnitude and direction, with country and industry context being among the strongest moderators of effect size (Marano et al., 2016; Schwens et al., 2018). For that reason, identifying an inverted U-shape is only the first step; a stronger contribution requires testing whether the implied threshold</w:t>
       </w:r>
       <w:r>
         <w:t xml:space="preserve"> </w:t>
@@ -1322,7 +1322,7 @@
         <w:pStyle w:val="BodyText"/>
       </w:pPr>
       <w:r>
-        <w:t xml:space="preserve">The 2012-to-2024 window in China spans substantial structural change: the post‑2008 trade re‑equilibration, the China–US tariff escalation cycle, the COVID‑19 disruption, the maturation of digital infrastructure (Author Citation, 2026 — VEFR), and a marked deepening of Chinese firms' participation in global value chains (Kano, Tsang, &amp; Yeung, 2020). Theoretically, several mechanisms predict that the internationalization–performance relationship should</w:t>
+        <w:t xml:space="preserve">The 2012-to-2024 window in China spans substantial structural change: the post-2008 trade re-equilibration, the China–US tariff escalation cycle, the COVID-19 disruption, the maturation of digital infrastructure (Author Citation, 2026 — VEFR), and a marked deepening of Chinese firms' participation in global value chains (Kano, Tsang, &amp; Yeung, 2020). Theoretically, several mechanisms predict that the internationalization–performance relationship should</w:t>
       </w:r>
       <w:r>
         <w:t xml:space="preserve"> </w:t>
@@ -1338,7 +1338,7 @@
         <w:t xml:space="preserve"> </w:t>
       </w:r>
       <w:r>
-        <w:t xml:space="preserve">across these two waves. First, the rising sophistication of Chinese exporters' global value-chain participation should expand the productive returns to internationalization, pushing the turning point rightward (Kano et al., 2020). Second, the strengthening of domestic absorptive capacity through technology adoption and quality certification (Lall, 1992; Cohen &amp; Levinthal, 1990) should flatten the post‑threshold downturn by giving firms tools to manage overextension costs. Third, evolving institutional support, including export-credit insurance, working-capital lending reform, and trade-finance access, should similarly soften the right tail of the curve (Manova, 2013; Foley &amp; Manova, 2015; Niepmann &amp; Schmidt-Eisenlohr, 2017; Demir &amp; Javorcik, 2018). Together these mechanisms motivate a directional prediction that the inverted-U</w:t>
+        <w:t xml:space="preserve">across these two waves. First, the rising sophistication of Chinese exporters' global value-chain participation should expand the productive returns to internationalization, pushing the turning point rightward (Kano et al., 2020). Second, the strengthening of domestic absorptive capacity through technology adoption and quality certification (Lall, 1992; Cohen &amp; Levinthal, 1990) should flatten the post-threshold downturn by giving firms tools to manage overextension costs. Third, evolving institutional support, including export-credit insurance, working-capital lending reform, and trade-finance access, should similarly soften the right tail of the curve (Manova, 2013; Foley &amp; Manova, 2015; Niepmann &amp; Schmidt-Eisenlohr, 2017; Demir &amp; Javorcik, 2018). Together these mechanisms motivate a directional prediction that the inverted-U</w:t>
       </w:r>
       <w:r>
         <w:t xml:space="preserve"> </w:t>
@@ -1432,7 +1432,7 @@
         <w:t xml:space="preserve"> </w:t>
       </w:r>
       <w:r>
-        <w:t xml:space="preserve">The shape of the inverted U‑shaped relationship between export intensity and firm performance among Chinese private firms differs between the 2012 and 2024 waves, reflecting changes in the operating environment and competitive structure of the Chinese economy over the intervening decade.</w:t>
+        <w:t xml:space="preserve">The shape of the inverted U-shaped relationship between export intensity and firm performance among Chinese private firms differs between the 2012 and 2024 waves, reflecting changes in the operating environment and competitive structure of the Chinese economy over the intervening decade.</w:t>
       </w:r>
     </w:p>
     <w:p>
@@ -1450,17 +1450,17 @@
         <w:t xml:space="preserve"> </w:t>
       </w:r>
       <w:r>
-        <w:t xml:space="preserve">The shape of the inverted U‑shaped relationship between export intensity and firm performance among Chinese private firms is structurally durable across the 2012 and 2024 waves, reflecting deep firm-level constraints, coordination capacity, financial slack, and organisational depth, that persist despite environmental change.</w:t>
+        <w:t xml:space="preserve">The shape of the inverted U-shaped relationship between export intensity and firm performance among Chinese private firms is structurally durable across the 2012 and 2024 waves, reflecting deep firm-level constraints, coordination capacity, financial slack, and organisational depth, that persist despite environmental change.</w:t>
       </w:r>
     </w:p>
     <w:bookmarkEnd w:id="24"/>
-    <w:bookmarkStart w:id="25" w:name="X11576e129e12dc744333128a5e142390d7a6f00"/>
+    <w:bookmarkStart w:id="25" w:name="X8121cb1b48fe36d2174325168dd4479f3cf09f9"/>
     <w:p>
       <w:pPr>
         <w:pStyle w:val="Heading3"/>
       </w:pPr>
       <w:r>
-        <w:t xml:space="preserve">2.3 Working‑capital pressure and the post‑threshold downturn</w:t>
+        <w:t xml:space="preserve">2.3 Working-capital pressure and the post-threshold downturn</w:t>
       </w:r>
     </w:p>
     <w:p>
@@ -1468,7 +1468,7 @@
         <w:pStyle w:val="FirstParagraph"/>
       </w:pPr>
       <w:r>
-        <w:t xml:space="preserve">A central interpretation of the downturn segment is that very high levels of internationalization, expressed here through export intensity, can intensify working‑capital pressure (Manova, 2013). Exporting firms frequently face a timing gap between production or service delivery outlays and revenue realization, particularly when sales are made on credit, payment terms are delayed, shipping cycles are extended, or trade‑finance access is imperfect (Foley &amp; Manova, 2015; Niepmann &amp; Schmidt-Eisenlohr, 2017). Recent firm-level evidence further confirms that trade-finance instruments such as letters of credit and supplier-extended trade credit have direct, measurable effects on the volume and risk of cross-border transactions, especially during macroeconomic shocks (Demir &amp; Javorcik, 2018). As export intensity rises, this gap becomes more consequential because a larger share of firm activity becomes tied to transactions with longer or less predictable cash‑conversion dynamics.</w:t>
+        <w:t xml:space="preserve">A central interpretation of the downturn segment is that very high levels of internationalization, expressed here through export intensity, can intensify working-capital pressure (Manova, 2013). Exporting firms frequently face a timing gap between production or service delivery outlays and revenue realization, particularly when sales are made on credit, payment terms are delayed, shipping cycles are extended, or trade-finance access is imperfect (Foley &amp; Manova, 2015; Niepmann &amp; Schmidt-Eisenlohr, 2017). Recent firm-level evidence further confirms that trade-finance instruments such as letters of credit and supplier-extended trade credit have direct, measurable effects on the volume and risk of cross-border transactions, especially during macroeconomic shocks (Demir &amp; Javorcik, 2018). As export intensity rises, this gap becomes more consequential because a larger share of firm activity becomes tied to transactions with longer or less predictable cash-conversion dynamics.</w:t>
       </w:r>
     </w:p>
     <w:p>
@@ -1476,7 +1476,7 @@
         <w:pStyle w:val="BodyText"/>
       </w:pPr>
       <w:r>
-        <w:t xml:space="preserve">This argument does not deny that coordination costs, market complexity, and organizational burdens also matter (Hennart, 2007). Rather, it specifies a more concrete economic mechanism through which the negative segment of the curve may emerge. Firms with weaker liquidity access, heavier receivables exposure, or greater dependence on internally financed working capital should be less able to sustain very high export intensity without performance erosion. Conversely, firms with stronger short‑term financing support, including overdraft facilities, formal lines of credit, or bank‑funded working‑capital arrangements, should be better positioned to absorb the liquidity demands associated with deeper export involvement. The directional prediction is therefore that the steepness of the post-threshold downturn should be conditional on the firm's working-capital position: liquidity-rich firms should exhibit a flatter post-threshold tail than liquidity-poor firms.</w:t>
+        <w:t xml:space="preserve">This argument does not deny that coordination costs, market complexity, and organizational burdens also matter (Hennart, 2007). Rather, it specifies a more concrete economic mechanism through which the negative segment of the curve may emerge. Firms with weaker liquidity access, heavier receivables exposure, or greater dependence on internally financed working capital should be less able to sustain very high export intensity without performance erosion. Conversely, firms with stronger short-term financing support, including overdraft facilities, formal lines of credit, or bank-funded working-capital arrangements, should be better positioned to absorb the liquidity demands associated with deeper export involvement. The directional prediction is therefore that the steepness of the post-threshold downturn should be conditional on the firm's working-capital position: liquidity-rich firms should exhibit a flatter post-threshold tail than liquidity-poor firms.</w:t>
       </w:r>
     </w:p>
     <w:p>
@@ -1484,7 +1484,7 @@
         <w:pStyle w:val="BodyText"/>
       </w:pPr>
       <w:r>
-        <w:t xml:space="preserve">The implication is not that working‑capital conditions create the entire nonlinear relationship from the outset. Instead, they should matter most in shaping how sharply performance deteriorates once firms move beyond the optimal internationalization range. This makes working‑capital pressure a theoretically plausible conditioner of the post‑threshold downturn rather than a replacement for the core inverted U‑shaped logic.</w:t>
+        <w:t xml:space="preserve">The implication is not that working-capital conditions create the entire nonlinear relationship from the outset. Instead, they should matter most in shaping how sharply performance deteriorates once firms move beyond the optimal internationalization range. This makes working-capital pressure a theoretically plausible conditioner of the post-threshold downturn rather than a replacement for the core inverted U-shaped logic.</w:t>
       </w:r>
     </w:p>
     <w:p>
@@ -1510,7 +1510,7 @@
         <w:pStyle w:val="FirstParagraph"/>
       </w:pPr>
       <w:r>
-        <w:t xml:space="preserve">Two firm‑level capability conditions are theorised to shape both the level and the curvature of the internationalization–performance relationship. Technological capability, captured in the Lall (1992) absorptive‑capacity tradition by foreign‑licensed technology, internationally‑recognised quality certification, product innovation, and R&amp;D activity, should be positively associated with firm performance because firms with stronger capability stocks are more efficient at converting export activity into productive output (Cohen &amp; Levinthal, 1990). At higher levels of export intensity, technological capability may also moderate the curvature of the relationship by buffering the coordination and overextension costs that drive the post‑threshold downturn (Teece, 2007). The microfoundational logic for curvature moderation is that firms with deeper absorptive capacity can more efficiently process external knowledge and adapt internal routines to manage the coordination complexity that high export intensity entails, making the marginal cost of further internationalization rise more slowly than for less capable firms (Cohen &amp; Levinthal, 1990; Teece, 2007).</w:t>
+        <w:t xml:space="preserve">Two firm-level capability conditions are theorised to shape both the level and the curvature of the internationalization–performance relationship. Technological capability, captured in the Lall (1992) absorptive-capacity tradition by foreign-licensed technology, internationally-recognised quality certification, product innovation, and R&amp;D activity, should be positively associated with firm performance because firms with stronger capability stocks are more efficient at converting export activity into productive output (Cohen &amp; Levinthal, 1990). At higher levels of export intensity, technological capability may also moderate the curvature of the relationship by buffering the coordination and overextension costs that drive the post-threshold downturn (Teece, 2007). The microfoundational logic for curvature moderation is that firms with deeper absorptive capacity can more efficiently process external knowledge and adapt internal routines to manage the coordination complexity that high export intensity entails, making the marginal cost of further internationalization rise more slowly than for less capable firms (Cohen &amp; Levinthal, 1990; Teece, 2007).</w:t>
       </w:r>
     </w:p>
     <w:p>
@@ -1518,7 +1518,7 @@
         <w:pStyle w:val="BodyText"/>
       </w:pPr>
       <w:r>
-        <w:t xml:space="preserve">Digital adoption, captured by lower‑tier digital indicators such as website presence and electronic‑payment usage, has emerged as a focal mechanism in the more recent literature on digital transformation (Bharadwaj et al., 2013; Vial, 2019; Nambisan, Wright, &amp; Feldman, 2019; Verhoef et al., 2021; Hanelt, Bohnsack, Marz, &amp; Antunes Marante, 2021; Volberda, Khanagha, Baden-Fuller, Mihalache, &amp; Birkinshaw, 2021). It may improve general firm performance by reducing transaction costs, accelerating information flow, and enabling more efficient monitoring of operations. The capability-conditioned dynamics may also</w:t>
+        <w:t xml:space="preserve">Digital adoption, captured by lower-tier digital indicators such as website presence and electronic-payment usage, has emerged as a focal mechanism in the more recent literature on digital transformation (Bharadwaj et al., 2013; Vial, 2019; Nambisan, Wright, &amp; Feldman, 2019; Verhoef et al., 2021; Hanelt, Bohnsack, Marz, &amp; Antunes Marante, 2021; Volberda, Khanagha, Baden-Fuller, Mihalache, &amp; Birkinshaw, 2021). It may improve general firm performance by reducing transaction costs, accelerating information flow, and enabling more efficient monitoring of operations. The capability-conditioned dynamics may also</w:t>
       </w:r>
       <w:r>
         <w:t xml:space="preserve"> </w:t>
@@ -1696,7 +1696,7 @@
         <w:t xml:space="preserve"> </w:t>
       </w:r>
       <w:r>
-        <w:t xml:space="preserve">Higher technological capability is positively associated with firm performance and moderates the curvature of the inverted U‑shaped relationship between export intensity and firm performance among Chinese private firms.</w:t>
+        <w:t xml:space="preserve">Higher technological capability is positively associated with firm performance and moderates the curvature of the inverted U-shaped relationship between export intensity and firm performance among Chinese private firms.</w:t>
       </w:r>
     </w:p>
     <w:p>
@@ -1822,7 +1822,7 @@
         <w:pStyle w:val="FirstParagraph"/>
       </w:pPr>
       <w:r>
-        <w:t xml:space="preserve">Figure 1 summarises the conceptual model and the role each construct plays in the analysis. The internationalization–performance relationship is captured by the two FSTS terms (linear and squared) flowing into log labour productivity, with H1 predicting the inverted‑U curvature. Wave2024 is added as an explicit construct connected via dashed temporal-shift arrows to the FSTS and</w:t>
+        <w:t xml:space="preserve">Figure 1 summarises the conceptual model and the role each construct plays in the analysis. The internationalization–performance relationship is captured by the two FSTS terms (linear and squared) flowing into log labour productivity, with H1 predicting the inverted-U curvature. Wave2024 is added as an explicit construct connected via dashed temporal-shift arrows to the FSTS and</w:t>
       </w:r>
       <w:r>
         <w:t xml:space="preserve"> </w:t>
@@ -1866,7 +1866,7 @@
         <w:t xml:space="preserve"> </w:t>
       </w:r>
       <w:r>
-        <w:t xml:space="preserve">terms (H2 directional shift). Working-capital conditions are shown as a dashed block, an exploratory mechanism-oriented analysis (Section 4.5) rather than a formal hypothesis. The present paper treats the working-capital channel as a theoretically grounded conditioner of the post-threshold downturn whose direct identification awaits richer financial microdata. Technological capability (H4a) enters the model as a direct level‑shift condition and candidate moderator of curvature. Digital adoption (</w:t>
+        <w:t xml:space="preserve">terms (H2 directional shift). Working-capital conditions are shown as a dashed block, an exploratory mechanism-oriented analysis (Section 4.5) rather than a formal hypothesis. The present paper treats the working-capital channel as a theoretically grounded conditioner of the post-threshold downturn whose direct identification awaits richer financial microdata. Technological capability (H4a) enters the model as a direct level-shift condition and candidate moderator of curvature. Digital adoption (</w:t>
       </w:r>
       <m:oMath>
         <m:sSub>
@@ -1967,7 +1967,7 @@
         <w:t xml:space="preserve"> </w:t>
       </w:r>
       <w:r>
-        <w:t xml:space="preserve">Conceptual model for P5: bounded internationalization–performance and predicted temporal shift among Chinese private firms. Boxes denote firm‑level constructs (export intensity FSTS,</w:t>
+        <w:t xml:space="preserve">Conceptual model for P5: bounded internationalization–performance and predicted temporal shift among Chinese private firms. Boxes denote firm-level constructs (export intensity FSTS,</w:t>
       </w:r>
       <w:r>
         <w:t xml:space="preserve"> </w:t>
@@ -2031,7 +2031,7 @@
         <w:t xml:space="preserve"> </w:t>
       </w:r>
       <w:r>
-        <w:t xml:space="preserve">dummy explicitly enters the model. Solid arrows mark the primary directional hypotheses (H1 inverted‑U curvature; H2 temporal shift via wave×FSTS interactions; H4a TCI level shift and curvature moderation;</w:t>
+        <w:t xml:space="preserve">dummy explicitly enters the model. Solid arrows mark the primary directional hypotheses (H1 inverted-U curvature; H2 temporal shift via wave×FSTS interactions; H4a TCI level shift and curvature moderation;</w:t>
       </w:r>
       <w:r>
         <w:t xml:space="preserve"> </w:t>
@@ -2101,7 +2101,7 @@
         <w:pStyle w:val="FirstParagraph"/>
       </w:pPr>
       <w:r>
-        <w:t xml:space="preserve">The analytic dataset combines two waves of the World Bank Enterprise Survey for China: 2012 (full release, 2,700 firms; World Bank, 2013) and 2024 (2,189 firms; World Bank, 2025). After listwise deletion on the focal set (sales, employees, export intensity) and treatment of WBES non‑response codes -9 and -7 as missing (and the additional 2024 refusal code -8), the analytic samples are 2,619 firms in 2012, 1,940 firms in 2024, and 4,559 firm‑year observations in the pooled sample.</w:t>
+        <w:t xml:space="preserve">The analytic dataset combines two waves of the World Bank Enterprise Survey for China: 2012 (full release, 2,700 firms; World Bank, 2013) and 2024 (2,189 firms; World Bank, 2025). After listwise deletion on the focal set (sales, employees, export intensity) and treatment of WBES non-response codes -9 and -7 as missing (and the additional 2024 refusal code -8), the analytic samples are 2,619 firms in 2012, 1,940 firms in 2024, and 4,559 firm-year observations in the pooled sample.</w:t>
       </w:r>
     </w:p>
     <w:p>
@@ -2109,7 +2109,7 @@
         <w:pStyle w:val="BodyText"/>
       </w:pPr>
       <w:r>
-        <w:t xml:space="preserve">The analytic sample is drawn from the broader private‑firm WBES frame for China rather than a manufacturing‑only subsample; firms in services, retail, IT, and construction are included alongside manufacturing because the manuscript's identification strategy depends on the full WBES private‑firm frame in which the threshold result is estimated. We control for sectoral composition through ISIC stratum dummies (</w:t>
+        <w:t xml:space="preserve">The analytic sample is drawn from the broader private-firm WBES frame for China rather than a manufacturing-only subsample; firms in services, retail, IT, and construction are included alongside manufacturing because the manuscript's identification strategy depends on the full WBES private-firm frame in which the threshold result is estimated. We control for sectoral composition through ISIC stratum dummies (</w:t>
       </w:r>
       <w:r>
         <w:rPr>
@@ -2136,7 +2136,7 @@
         <w:t xml:space="preserve"> </w:t>
       </w:r>
       <w:r>
-        <w:t xml:space="preserve">The analytic samples reported throughout this paper (2012, N = 2,619; 2024, N = 1,940; pooled, N = 4,559) are constructed from the full WBES private‑firm frame for each wave, with World Bank nonresponse codes (−9 and −7 in 2012; −9, −8, and −7 in 2024) recoded as missing on focal variables and listwise deletion applied across</w:t>
+        <w:t xml:space="preserve">The analytic samples reported throughout this paper (2012, N = 2,619; 2024, N = 1,940; pooled, N = 4,559) are constructed from the full WBES private-firm frame for each wave, with World Bank nonresponse codes (−9 and −7 in 2012; −9, −8, and −7 in 2024) recoded as missing on focal variables and listwise deletion applied across</w:t>
       </w:r>
       <w:r>
         <w:t xml:space="preserve"> </w:t>
@@ -2267,7 +2267,7 @@
         </m:d>
       </m:oMath>
       <w:r>
-        <w:t xml:space="preserve">, firm age, and the foreign‑ownership indicator. Composite indices</w:t>
+        <w:t xml:space="preserve">, firm age, and the foreign-ownership indicator. Composite indices</w:t>
       </w:r>
       <w:r>
         <w:t xml:space="preserve"> </w:t>
@@ -2351,7 +2351,7 @@
         <w:t xml:space="preserve"> </w:t>
       </w:r>
       <w:r>
-        <w:t xml:space="preserve">are within‑wave z‑standardised before pooling. We have verified the analytic sample sizes, turning‑point estimates (49.4 % in 2012, 47.2 % in 2024, 48.8 % pooled), Paternoster cross‑wave equality results, and the joint F-tests for cross-wave shift and capability moderation in an independent Python replication of the Stata pipeline.</w:t>
+        <w:t xml:space="preserve">are within-wave z-standardised before pooling. We have verified the analytic sample sizes, turning-point estimates (49.4 % in 2012, 47.2 % in 2024, 48.8 % pooled), Paternoster cross-wave equality results, and the joint F-tests for cross-wave shift and capability moderation in an independent Python replication of the Stata pipeline.</w:t>
       </w:r>
     </w:p>
     <w:p>
@@ -2465,7 +2465,7 @@
         <w:t xml:space="preserve"> </w:t>
       </w:r>
       <w:r>
-        <w:t xml:space="preserve">= ln(d2 / l1), where d2 is total annual sales (denominated in local currency unit) and l1 is the number of permanent full‑time employees, both reported in the WBES instrument (Avenyo, Tregenna, &amp; Kraemer‑Mbula, 2021).</w:t>
+        <w:t xml:space="preserve">= ln(d2 / l1), where d2 is total annual sales (denominated in local currency unit) and l1 is the number of permanent full-time employees, both reported in the WBES instrument (Avenyo, Tregenna, &amp; Kraemer-Mbula, 2021).</w:t>
       </w:r>
     </w:p>
     <w:p>
@@ -2473,7 +2473,7 @@
         <w:pStyle w:val="BodyText"/>
       </w:pPr>
       <w:r>
-        <w:t xml:space="preserve">The focal independent variable is direct‑export intensity (FSTS), measured as d3c / 100, with</w:t>
+        <w:t xml:space="preserve">The focal independent variable is direct-export intensity (FSTS), measured as d3c / 100, with</w:t>
       </w:r>
       <w:r>
         <w:t xml:space="preserve"> </w:t>
@@ -2517,7 +2517,7 @@
         <w:t xml:space="preserve"> </w:t>
       </w:r>
       <w:r>
-        <w:t xml:space="preserve">capturing the inverted‑U curvature.</w:t>
+        <w:t xml:space="preserve">capturing the inverted-U curvature.</w:t>
       </w:r>
     </w:p>
     <w:p>
@@ -2569,7 +2569,7 @@
         <w:t xml:space="preserve"> </w:t>
       </w:r>
       <w:r>
-        <w:t xml:space="preserve">is the within‑wave z‑standardised mean of four binary indicators recoded from WBES 1/2 to 1/0: foreign‑licensed technology (e6), internationally‑recognised quality certification (b8), product innovation (h1 in 2024 / CNo1 in 2012), and R&amp;D spending (h8 in 2024 / CNo3 in 2012). Following the convention of the China replication patch,</w:t>
+        <w:t xml:space="preserve">is the within-wave z-standardised mean of four binary indicators recoded from WBES 1/2 to 1/0: foreign-licensed technology (e6), internationally-recognised quality certification (b8), product innovation (h1 in 2024 / CNo1 in 2012), and R&amp;D spending (h8 in 2024 / CNo3 in 2012). Following the convention of the China replication patch,</w:t>
       </w:r>
       <w:r>
         <w:t xml:space="preserve"> </w:t>
@@ -2611,7 +2611,7 @@
         <w:t xml:space="preserve"> </w:t>
       </w:r>
       <w:r>
-        <w:t xml:space="preserve">requires at least three of four items to be non‑missing.</w:t>
+        <w:t xml:space="preserve">requires at least three of four items to be non-missing.</w:t>
       </w:r>
     </w:p>
     <w:p>
@@ -2655,7 +2655,7 @@
         <w:t xml:space="preserve"> </w:t>
       </w:r>
       <w:r>
-        <w:t xml:space="preserve">is the within‑wave z‑standardised value of a single binary indicator, own‑website presence (c22b). An earlier two‑item DAI composite that combined c22b with e6 (foreign‑licensed technology) was retired in this revision because e6 is theoretically a Lall (1992) capability indicator rather than a digital‑presence indicator, and its inclusion in the digital index mechanically inflated the within‑wave TCI–DAI correlation. The single‑item</w:t>
+        <w:t xml:space="preserve">is the within-wave z-standardised value of a single binary indicator, own-website presence (c22b). An earlier two-item DAI composite that combined c22b with e6 (foreign-licensed technology) was retired in this revision because e6 is theoretically a Lall (1992) capability indicator rather than a digital-presence indicator, and its inclusion in the digital index mechanically inflated the within-wave TCI–DAI correlation. The single-item</w:t>
       </w:r>
       <w:r>
         <w:t xml:space="preserve"> </w:t>
@@ -2739,7 +2739,7 @@
         <w:t xml:space="preserve"> </w:t>
       </w:r>
       <w:r>
-        <w:t xml:space="preserve">should be read as a minimal cross‑wave digital‑adoption proxy rather than a full dynamic digital capability index, and e6 is reserved for the TCI composite where it belongs theoretically.</w:t>
+        <w:t xml:space="preserve">should be read as a minimal cross-wave digital-adoption proxy rather than a full dynamic digital capability index, and e6 is reserved for the TCI composite where it belongs theoretically.</w:t>
       </w:r>
     </w:p>
     <w:p>
@@ -3065,7 +3065,7 @@
         </m:d>
       </m:oMath>
       <w:r>
-        <w:t xml:space="preserve">), firm age (survey year minus b5), and a foreign‑ownership dummy (1 if b2b ≥ 10 %). The pooled specification additionally includes a</w:t>
+        <w:t xml:space="preserve">), firm age (survey year minus b5), and a foreign-ownership dummy (1 if b2b ≥ 10 %). The pooled specification additionally includes a</w:t>
       </w:r>
       <w:r>
         <w:t xml:space="preserve"> </w:t>
@@ -3111,7 +3111,7 @@
         <w:pStyle w:val="BodyText"/>
       </w:pPr>
       <w:r>
-        <w:t xml:space="preserve">For the supplementary working‑capital analysis (Plan B1, see Section 3.4), we operationalise three blocks of cross‑wave‑comparable WBES items:</w:t>
+        <w:t xml:space="preserve">For the supplementary working-capital analysis (Plan B1, see Section 3.4), we operationalise three blocks of cross-wave-comparable WBES items:</w:t>
       </w:r>
     </w:p>
     <w:p>
@@ -3133,7 +3133,7 @@
         <w:t xml:space="preserve"> </w:t>
       </w:r>
       <w:r>
-        <w:t xml:space="preserve">overdraft facility (k7, binary recoded to 1 = yes), line of credit / loan (k8 in 2012, k82 in 2024, harmonised binary by collapsing 2024's four‑level ordinal k82 ∈ {1, 2} into 1).</w:t>
+        <w:t xml:space="preserve">overdraft facility (k7, binary recoded to 1 = yes), line of credit / loan (k8 in 2012, k82 in 2024, harmonised binary by collapsing 2024's four-level ordinal k82 ∈ {1, 2} into 1).</w:t>
       </w:r>
     </w:p>
     <w:p>
@@ -3171,13 +3171,13 @@
           <w:bCs/>
           <w:b/>
         </w:rPr>
-        <w:t xml:space="preserve">Block D — Access‑to‑finance obstacle:</w:t>
-      </w:r>
-      <w:r>
-        <w:t xml:space="preserve"> </w:t>
-      </w:r>
-      <w:r>
-        <w:t xml:space="preserve">k30, a five‑point Likert scale (0 = no obstacle, 4 = severe obstacle) capturing perceived constraint to firm operations.</w:t>
+        <w:t xml:space="preserve">Block D — Access-to-finance obstacle:</w:t>
+      </w:r>
+      <w:r>
+        <w:t xml:space="preserve"> </w:t>
+      </w:r>
+      <w:r>
+        <w:t xml:space="preserve">k30, a five-point Likert scale (0 = no obstacle, 4 = severe obstacle) capturing perceived constraint to firm operations.</w:t>
       </w:r>
     </w:p>
     <w:p>
@@ -3185,7 +3185,7 @@
         <w:pStyle w:val="FirstParagraph"/>
       </w:pPr>
       <w:r>
-        <w:t xml:space="preserve">A 2012‑only robustness extension (Block B) uses purchases on credit (k1c) and sales on credit (k2c) percentages; these items are absent from the 2024 release and therefore cannot enter cross‑wave specifications.</w:t>
+        <w:t xml:space="preserve">A 2012-only robustness extension (Block B) uses purchases on credit (k1c) and sales on credit (k2c) percentages; these items are absent from the 2024 release and therefore cannot enter cross-wave specifications.</w:t>
       </w:r>
     </w:p>
     <w:p>
@@ -3197,7 +3197,7 @@
           <w:bCs/>
           <w:b/>
         </w:rPr>
-        <w:t xml:space="preserve">Transparency note on missing‑code handling.</w:t>
+        <w:t xml:space="preserve">Transparency note on missing-code handling.</w:t>
       </w:r>
       <w:r>
         <w:t xml:space="preserve"> </w:t>
@@ -3236,7 +3236,7 @@
         <w:t xml:space="preserve"> </w:t>
       </w:r>
       <w:r>
-        <w:t xml:space="preserve">to address the within-firm dependence introduced by the 217 panel observations. Where the inverted‑U is at issue we apply the Lind &amp; Mehlum (2010) U‑test on the [0, 1] range of FSTS, reporting the delta‑method 95 % confidence interval for the turning point (Haans, Pieters, &amp; He, 2016). Cross‑wave coefficient differences are evaluated via the Paternoster et al. (1998) z‑test, z = (β_A − β_B) / √(SE_A² + SE_B²), with two‑sided p‑values from the standard normal distribution; the Paternoster z-test on individual coefficients is complemented by joint F-tests on the two-coefficient (FSTS ×</w:t>
+        <w:t xml:space="preserve">to address the within-firm dependence introduced by the 217 panel observations. Where the inverted-U is at issue we apply the Lind &amp; Mehlum (2010) U-test on the [0, 1] range of FSTS, reporting the delta-method 95 % confidence interval for the turning point (Haans, Pieters, &amp; He, 2016). Cross-wave coefficient differences are evaluated via the Paternoster et al. (1998) z-test, z = (β_A − β_B) / √(SE_A² + SE_B²), with two-sided p-values from the standard normal distribution; the Paternoster z-test on individual coefficients is complemented by joint F-tests on the two-coefficient (FSTS ×</w:t>
       </w:r>
       <w:r>
         <w:t xml:space="preserve"> </w:t>
@@ -3328,17 +3328,17 @@
         <w:pStyle w:val="BodyText"/>
       </w:pPr>
       <w:r>
-        <w:t xml:space="preserve">Throughout, we describe results as associations rather than effects, consistent with the inferential limits of repeated‑cross‑section data: in the absence of within‑firm panel structure we cannot identify causal effects within firms, only the cross‑sectional contemporaneous association between predictors and outcomes (Antonakis et al., 2010; Shaver, 2020).</w:t>
+        <w:t xml:space="preserve">Throughout, we describe results as associations rather than effects, consistent with the inferential limits of repeated-cross-section data: in the absence of within-firm panel structure we cannot identify causal effects within firms, only the cross-sectional contemporaneous association between predictors and outcomes (Antonakis et al., 2010; Shaver, 2020).</w:t>
       </w:r>
     </w:p>
     <w:bookmarkEnd w:id="36"/>
-    <w:bookmarkStart w:id="37" w:name="Xcd6fce5d4ac9a17d880abc8edf6e886969299a9"/>
+    <w:bookmarkStart w:id="37" w:name="X381ce464dea7c255896689c71a7f2a436abddd0"/>
     <w:p>
       <w:pPr>
         <w:pStyle w:val="Heading3"/>
       </w:pPr>
       <w:r>
-        <w:t xml:space="preserve">3.4 Supplementary mechanism‑oriented analyses (Plan B1)</w:t>
+        <w:t xml:space="preserve">3.4 Supplementary mechanism-oriented analyses (Plan B1)</w:t>
       </w:r>
     </w:p>
     <w:p>
@@ -3346,7 +3346,7 @@
         <w:pStyle w:val="FirstParagraph"/>
       </w:pPr>
       <w:r>
-        <w:t xml:space="preserve">To extend the threshold analysis without altering the manuscript's core identity, supplementary models examine whether the negative segment of the export‑intensity–performance curve is conditioned by firm‑level working‑capital circumstances. Because the available WBES indicators do not provide a single direct measure of the working‑capital trap, the analysis relies on multiple firm‑level proxies organised into the three cross‑wave blocks described in Section 3.2 (Liquidity Access, Financing Structure, Access‑to‑Finance Obstacle). These blocks are tested at the item level (M1 specifications), at the block level via a Liquidity Access Index (M3), via a composite working‑capital stress index (M4), and finally for a 2012‑only Receivables Exposure block (purchases / sales on credit). The supplementary specifications maintain the baseline quadratic structure and introduce each working‑capital measure together with its interaction with the squared export‑intensity term; the focal parameter is the interaction between the squared export‑intensity term and the working‑capital measure, because the theoretical argument concerns the steepness of the post‑threshold downturn rather than the initial upward phase alone.</w:t>
+        <w:t xml:space="preserve">To extend the threshold analysis without altering the manuscript's core identity, supplementary models examine whether the negative segment of the export-intensity–performance curve is conditioned by firm-level working-capital circumstances. Because the available WBES indicators do not provide a single direct measure of the working-capital trap, the analysis relies on multiple firm-level proxies organised into the three cross-wave blocks described in Section 3.2 (Liquidity Access, Financing Structure, Access-to-Finance Obstacle). These blocks are tested at the item level (M1 specifications), at the block level via a Liquidity Access Index (M3), via a composite working-capital stress index (M4), and finally for a 2012-only Receivables Exposure block (purchases / sales on credit). The supplementary specifications maintain the baseline quadratic structure and introduce each working-capital measure together with its interaction with the squared export-intensity term; the focal parameter is the interaction between the squared export-intensity term and the working-capital measure, because the theoretical argument concerns the steepness of the post-threshold downturn rather than the initial upward phase alone.</w:t>
       </w:r>
     </w:p>
     <w:p>
@@ -3354,7 +3354,7 @@
         <w:pStyle w:val="BodyText"/>
       </w:pPr>
       <w:r>
-        <w:t xml:space="preserve">The supplementary analyses are interpreted hierarchically. Evidence from the threshold models remains primary; evidence from the working‑capital interactions is used to evaluate the paper's proposed economic interpretation; evidence from technological‑capability and digital‑adoption terms is used mainly to assess level shifts and to test the curvature-moderation components of H4a and H4b.</w:t>
+        <w:t xml:space="preserve">The supplementary analyses are interpreted hierarchically. Evidence from the threshold models remains primary; evidence from the working-capital interactions is used to evaluate the paper's proposed economic interpretation; evidence from technological-capability and digital-adoption terms is used mainly to assess level shifts and to test the curvature-moderation components of H4a and H4b.</w:t>
       </w:r>
     </w:p>
     <w:bookmarkEnd w:id="37"/>
@@ -6603,13 +6603,13 @@
       </w:r>
     </w:p>
     <w:bookmarkEnd w:id="41"/>
-    <w:bookmarkStart w:id="45" w:name="X8a8e8e0c94e51ea3381992fd425a5c82d6d2efb"/>
+    <w:bookmarkStart w:id="45" w:name="X89674d8628028e36a007df1a1515aac9fbaaa78"/>
     <w:p>
       <w:pPr>
         <w:pStyle w:val="Heading3"/>
       </w:pPr>
       <w:r>
-        <w:t xml:space="preserve">4.2 The internationalization–performance relationship: confirmed inverted‑U (H1)</w:t>
+        <w:t xml:space="preserve">4.2 The internationalization–performance relationship: confirmed inverted-U (H1)</w:t>
       </w:r>
     </w:p>
     <w:p>
@@ -6617,7 +6617,7 @@
         <w:pStyle w:val="FirstParagraph"/>
       </w:pPr>
       <w:r>
-        <w:t xml:space="preserve">Across both waves and the pooled sample, the data support an inverted U‑shaped relationship between export intensity and labour productivity, supporting H1. Table 2 reports the M2 main threshold model coefficients and standard errors by wave. The linear export‑intensity term is positive in every sample (β = +2.07, p &lt; .001 in 2012; β = +1.50, p = .010 in 2024; β = +1.78, p &lt; .001 pooled), and the squared export‑intensity term is negative in every sample (β = −2.09, p &lt; .001 in 2012; β = −1.59, p = .026 in 2024; β = −1.83, p &lt; .001 pooled). Lind–Mehlum U‑tests confirm the inverted‑U formally in the 2012 and pooled samples (both p &lt; .001) and at conventional significance in the 2024 sample (p = .037).</w:t>
+        <w:t xml:space="preserve">Across both waves and the pooled sample, the data support an inverted U-shaped relationship between export intensity and labour productivity, supporting H1. Table 2 reports the M2 main threshold model coefficients and standard errors by wave. The linear export-intensity term is positive in every sample (β = +2.07, p &lt; .001 in 2012; β = +1.50, p = .010 in 2024; β = +1.78, p &lt; .001 pooled), and the squared export-intensity term is negative in every sample (β = −2.09, p &lt; .001 in 2012; β = −1.59, p = .026 in 2024; β = −1.83, p &lt; .001 pooled). Lind–Mehlum U-tests confirm the inverted-U formally in the 2012 and pooled samples (both p &lt; .001) and at conventional significance in the 2024 sample (p = .037).</w:t>
       </w:r>
     </w:p>
     <w:p>
@@ -7374,7 +7374,7 @@
         <w:pStyle w:val="BodyText"/>
       </w:pPr>
       <w:r>
-        <w:t xml:space="preserve">The estimated turning point is 49.4 % of total sales in 2012 (95 % delta‑method CI [43.2 %, 55.6 %]), 47.2 % in 2024 (CI [34.5 %, 59.9 %]), and 48.8 % in the pooled sample (CI [42.7 %, 54.9 %]). Figure 2 displays the three turning‑point estimates with their 95 % confidence intervals. To put the magnitudes in everyday terms: at the wave-specific turning point, predicted ln(LP) is approximately 0.51 log points (2012) and 0.35 log points (2024) above the FSTS = 0 baseline, i.e., 67 % and 42 % productivity premia respectively at the geometric-mean control levels. By contrast, at FSTS = 1 (a hypothetical 100 % exporter), predicted ln(LP) is approximately at parity with the FSTS = 0 baseline in both waves, illustrating the bounded-optimum logic at the heart of H1.</w:t>
+        <w:t xml:space="preserve">The estimated turning point is 49.4 % of total sales in 2012 (95 % delta-method CI [43.2 %, 55.6 %]), 47.2 % in 2024 (CI [34.5 %, 59.9 %]), and 48.8 % in the pooled sample (CI [42.7 %, 54.9 %]). Figure 2 displays the three turning-point estimates with their 95 % confidence intervals. To put the magnitudes in everyday terms: at the wave-specific turning point, predicted ln(LP) is approximately 0.51 log points (2012) and 0.35 log points (2024) above the FSTS = 0 baseline, i.e., 67 % and 42 % productivity premia respectively at the geometric-mean control levels. By contrast, at FSTS = 1 (a hypothetical 100 % exporter), predicted ln(LP) is approximately at parity with the FSTS = 0 baseline in both waves, illustrating the bounded-optimum logic at the heart of H1.</w:t>
       </w:r>
     </w:p>
     <w:p>
@@ -7439,7 +7439,7 @@
         <w:t xml:space="preserve"> </w:t>
       </w:r>
       <w:r>
-        <w:t xml:space="preserve">Optimal export‑intensity threshold (turning point of the inverted U‑shaped relationship) for Chinese private firms in 2012, 2024, and the pooled sample. Markers are point estimates from OLS‑HC1 estimation of</w:t>
+        <w:t xml:space="preserve">Optimal export-intensity threshold (turning point of the inverted U-shaped relationship) for Chinese private firms in 2012, 2024, and the pooled sample. Markers are point estimates from OLS-HC1 estimation of</w:t>
       </w:r>
       <w:r>
         <w:t xml:space="preserve"> </w:t>
@@ -7605,7 +7605,7 @@
         <w:pStyle w:val="FirstParagraph"/>
       </w:pPr>
       <w:r>
-        <w:t xml:space="preserve">H2 predicted that the shape, slope, or location of the inverted U‑shaped relationship should differ between 2012 and 2024, motivated by the substantial structural and policy changes in the Chinese economy over the intervening decade (Section 2.2). To test this prediction we apply two complementary tests: the Paternoster (1998) z‑test on individual coefficients, and a joint F‑test on the full set of (FSTS ×</w:t>
+        <w:t xml:space="preserve">H2 predicted that the shape, slope, or location of the inverted U-shaped relationship should differ between 2012 and 2024, motivated by the substantial structural and policy changes in the Chinese economy over the intervening decade (Section 2.2). To test this prediction we apply two complementary tests: the Paternoster (1998) z-test on individual coefficients, and a joint F-test on the full set of (FSTS ×</w:t>
       </w:r>
       <w:r>
         <w:t xml:space="preserve"> </w:t>
@@ -7697,7 +7697,7 @@
         <w:pStyle w:val="BodyText"/>
       </w:pPr>
       <w:r>
-        <w:t xml:space="preserve">The Paternoster (1998) z‑tests for cross‑wave equality of the linear and squared export‑intensity coefficients</w:t>
+        <w:t xml:space="preserve">The Paternoster (1998) z-tests for cross-wave equality of the linear and squared export-intensity coefficients</w:t>
       </w:r>
       <w:r>
         <w:t xml:space="preserve"> </w:t>
@@ -7757,7 +7757,7 @@
         <w:t xml:space="preserve"> </w:t>
       </w:r>
       <w:r>
-        <w:t xml:space="preserve">term, the difference yields z = −0.61, p = .545. The joint F‑test on the (FSTS ×</w:t>
+        <w:t xml:space="preserve">term, the difference yields z = −0.61, p = .545. The joint F-test on the (FSTS ×</w:t>
       </w:r>
       <w:r>
         <w:t xml:space="preserve"> </w:t>
@@ -7841,7 +7841,7 @@
         </m:sSub>
       </m:oMath>
       <w:r>
-        <w:t xml:space="preserve">) interactions in the pooled three‑way moderation specification yields F(2, 3,558) = 2.24, p = .107, also failing to reject equality at conventional thresholds (Table 3).</w:t>
+        <w:t xml:space="preserve">) interactions in the pooled three-way moderation specification yields F(2, 3,558) = 2.24, p = .107, also failing to reject equality at conventional thresholds (Table 3).</w:t>
       </w:r>
     </w:p>
     <w:p>
@@ -7859,7 +7859,7 @@
         <w:t xml:space="preserve"> </w:t>
       </w:r>
       <w:r>
-        <w:t xml:space="preserve">Despite multiple plausible mechanisms motivating H2a, post-2008 trade re-equilibration, China–US tariff escalation, COVID-19 disruption, and evolving trade-finance institutions, the data show no detectable curvature shift. Combined with the tight overlap of the turning‑point CIs in Figure 2 and the closeness of the point estimates in the threshold table, the evidence indicates that the export‑intensity threshold for Chinese private firms is</w:t>
+        <w:t xml:space="preserve">Despite multiple plausible mechanisms motivating H2a, post-2008 trade re-equilibration, China–US tariff escalation, COVID-19 disruption, and evolving trade-finance institutions, the data show no detectable curvature shift. Combined with the tight overlap of the turning-point CIs in Figure 2 and the closeness of the point estimates in the threshold table, the evidence indicates that the export-intensity threshold for Chinese private firms is</w:t>
       </w:r>
       <w:r>
         <w:t xml:space="preserve"> </w:t>
@@ -7888,7 +7888,7 @@
         <w:t xml:space="preserve">confirms H2b</w:t>
       </w:r>
       <w:r>
-        <w:t xml:space="preserve">: the inverted-U reflects deep firm-level constraints that persist through a decade of substantial environmental change. Figure 3 overlays the predicted internationalization–performance curves for the two waves, illustrating the near‑parallel shape with a level shift but no curvature change.</w:t>
+        <w:t xml:space="preserve">: the inverted-U reflects deep firm-level constraints that persist through a decade of substantial environmental change. Figure 3 overlays the predicted internationalization–performance curves for the two waves, illustrating the near-parallel shape with a level shift but no curvature change.</w:t>
       </w:r>
     </w:p>
     <w:p>
@@ -7953,7 +7953,7 @@
         <w:t xml:space="preserve"> </w:t>
       </w:r>
       <w:r>
-        <w:t xml:space="preserve">Predicted log labour productivity across export intensity for Chinese private firms in 2012 and 2024, holding controls at within‑sample means. Shaded bands are 95 % confidence intervals. Vertical dotted lines mark the wave‑specific turning points (49.4 % in 2012, 47.2 % in 2024). The horizontal blue band shows a managerially defined "safe operating zone" of 30 % to 60 % export intensity within which the predicted</w:t>
+        <w:t xml:space="preserve">Predicted log labour productivity across export intensity for Chinese private firms in 2012 and 2024, holding controls at within-sample means. Shaded bands are 95 % confidence intervals. Vertical dotted lines mark the wave-specific turning points (49.4 % in 2012, 47.2 % in 2024). The horizontal blue band shows a managerially defined "safe operating zone" of 30 % to 60 % export intensity within which the predicted</w:t>
       </w:r>
       <w:r>
         <w:t xml:space="preserve"> </w:t>
@@ -7992,7 +7992,7 @@
         <w:t xml:space="preserve"> </w:t>
       </w:r>
       <w:r>
-        <w:t xml:space="preserve">remains close to its peak in both waves. The two curves are nearly parallel in shape but level‑shifted upward in 2024, consistent with general productivity growth between waves while the inverted‑U structure is preserved, i.e., predicted shift is rejected; observed pattern is stability.</w:t>
+        <w:t xml:space="preserve">remains close to its peak in both waves. The two curves are nearly parallel in shape but level-shifted upward in 2024, consistent with general productivity growth between waves while the inverted-U structure is preserved, i.e., predicted shift is rejected; observed pattern is stability.</w:t>
       </w:r>
     </w:p>
     <w:bookmarkEnd w:id="49"/>
@@ -8052,7 +8052,7 @@
         <w:pStyle w:val="FirstParagraph"/>
       </w:pPr>
       <w:r>
-        <w:t xml:space="preserve">Technological capability is positively and substantively associated with firm performance in both waves and the pooled sample, supporting the level‑shift component of H4a. The within‑wave z‑standardised TCI coefficient is β_z = +0.260 in 2012 (SE = 0.049, p &lt; .001), β_z = +0.426 in 2024 (SE = 0.047, p &lt; .001), and β_z = +0.380 in the pooled sample (SE = 0.035, p &lt; .001). Each one‑standard‑deviation increase in TCI is therefore associated with a 26–43 % change in labour productivity at the geometric‑mean baseline. The Paternoster z‑test on the cross‑wave change in TCI yields z = −2.55, p = .011, indicating a statistically detectable strengthening of the TCI–productivity association between 2012 and 2024, consistent with the absorptive-capacity logic that capability accumulation has compounded into rising productivity dividends as Chinese exporters faced rising international-competition demands. Digital adoption (</w:t>
+        <w:t xml:space="preserve">Technological capability is positively and substantively associated with firm performance in both waves and the pooled sample, supporting the level-shift component of H4a. The within-wave z-standardised TCI coefficient is β_z = +0.260 in 2012 (SE = 0.049, p &lt; .001), β_z = +0.426 in 2024 (SE = 0.047, p &lt; .001), and β_z = +0.380 in the pooled sample (SE = 0.035, p &lt; .001). Each one-standard-deviation increase in TCI is therefore associated with a 26–43 % change in labour productivity at the geometric-mean baseline. The Paternoster z-test on the cross-wave change in TCI yields z = −2.55, p = .011, indicating a statistically detectable strengthening of the TCI–productivity association between 2012 and 2024, consistent with the absorptive-capacity logic that capability accumulation has compounded into rising productivity dividends as Chinese exporters faced rising international-competition demands. Digital adoption (</w:t>
       </w:r>
       <m:oMath>
         <m:sSub>
@@ -8096,7 +8096,7 @@
         <w:pStyle w:val="BodyText"/>
       </w:pPr>
       <w:r>
-        <w:t xml:space="preserve">The curvature‑moderation component of H4a is tested by adding TCI×FSTS and TCI×</w:t>
+        <w:t xml:space="preserve">The curvature-moderation component of H4a is tested by adding TCI×FSTS and TCI×</w:t>
       </w:r>
       <m:oMath>
         <m:sSup>
@@ -8137,7 +8137,7 @@
         <w:t xml:space="preserve"> </w:t>
       </w:r>
       <w:r>
-        <w:t xml:space="preserve">interactions to the pooled three‑way moderation specification (Table 3). The joint F‑test on (TCI×FSTS, TCI×</w:t>
+        <w:t xml:space="preserve">interactions to the pooled three-way moderation specification (Table 3). The joint F-test on (TCI×FSTS, TCI×</w:t>
       </w:r>
       <m:oMath>
         <m:sSup>
@@ -8216,7 +8216,7 @@
         <w:t xml:space="preserve"> </w:t>
       </w:r>
       <w:r>
-        <w:t xml:space="preserve">β = +0.05, p = .934). Wave-by-wave moderator tests (Online Appendix C) show that no individual TCI or DAI interaction coefficient achieves p &lt; .05 in any wave‑specific specification. DAI×FSTS interactions are tested for completeness but interpreted descriptively given</w:t>
+        <w:t xml:space="preserve">β = +0.05, p = .934). Wave-by-wave moderator tests (Online Appendix C) show that no individual TCI or DAI interaction coefficient achieves p &lt; .05 in any wave-specific specification. DAI×FSTS interactions are tested for completeness but interpreted descriptively given</w:t>
       </w:r>
       <w:r>
         <w:t xml:space="preserve"> </w:t>
@@ -8255,7 +8255,7 @@
         </m:sSub>
       </m:oMath>
       <w:r>
-        <w:t xml:space="preserve">'s control role. We therefore interpret the curvature‑moderation component of H4a as</w:t>
+        <w:t xml:space="preserve">'s control role. We therefore interpret the curvature-moderation component of H4a as</w:t>
       </w:r>
       <w:r>
         <w:t xml:space="preserve"> </w:t>
@@ -8268,7 +8268,7 @@
         <w:t xml:space="preserve">not robustly supported</w:t>
       </w:r>
       <w:r>
-        <w:t xml:space="preserve">: while the joint F‑test hints at some pooled moderation, the individual coefficient pattern and wave‑by‑wave instability suggest that TCI operates primarily as a</w:t>
+        <w:t xml:space="preserve">: while the joint F-test hints at some pooled moderation, the individual coefficient pattern and wave-by-wave instability suggest that TCI operates primarily as a</w:t>
       </w:r>
       <w:r>
         <w:t xml:space="preserve"> </w:t>
@@ -8278,7 +8278,7 @@
           <w:bCs/>
           <w:b/>
         </w:rPr>
-        <w:t xml:space="preserve">level‑shifter</w:t>
+        <w:t xml:space="preserve">level-shifter</w:t>
       </w:r>
       <w:r>
         <w:t xml:space="preserve"> </w:t>
@@ -8292,7 +8292,7 @@
         <w:pStyle w:val="BodyText"/>
       </w:pPr>
       <w:r>
-        <w:t xml:space="preserve">The dynamic moderation hypothesis, that capability‑conditioned curvature shifts evolve over time, is tested via the three‑way joint F‑test on (FSTS×</w:t>
+        <w:t xml:space="preserve">The dynamic moderation hypothesis, that capability-conditioned curvature shifts evolve over time, is tested via the three-way joint F-test on (FSTS×</w:t>
       </w:r>
       <m:oMath>
         <m:sSub>
@@ -8383,7 +8383,7 @@
         <w:t xml:space="preserve"> </w:t>
       </w:r>
       <w:r>
-        <w:t xml:space="preserve">for capability‑conditioned dynamic moderation.</w:t>
+        <w:t xml:space="preserve">for capability-conditioned dynamic moderation.</w:t>
       </w:r>
     </w:p>
     <w:p>
@@ -9757,7 +9757,7 @@
         <w:t xml:space="preserve"> </w:t>
       </w:r>
       <w:r>
-        <w:t xml:space="preserve">Direct level‑shift coefficients of technological capability (</w:t>
+        <w:t xml:space="preserve">Direct level-shift coefficients of technological capability (</w:t>
       </w:r>
       <m:oMath>
         <m:sSub>
@@ -9829,7 +9829,7 @@
         </m:sSub>
       </m:oMath>
       <w:r>
-        <w:t xml:space="preserve">) by wave for Chinese private firms. Bars are within‑wave z‑standardised coefficients from the OLS‑HC1 specification with FSTS,</w:t>
+        <w:t xml:space="preserve">) by wave for Chinese private firms. Bars are within-wave z-standardised coefficients from the OLS-HC1 specification with FSTS,</w:t>
       </w:r>
       <w:r>
         <w:t xml:space="preserve"> </w:t>
@@ -9912,7 +9912,7 @@
         </m:d>
       </m:oMath>
       <w:r>
-        <w:t xml:space="preserve">, firm age, foreign‑ownership dummy, and (in the pooled sample) a wave dummy as covariates. Error bars are 95 % confidence intervals.</w:t>
+        <w:t xml:space="preserve">, firm age, foreign-ownership dummy, and (in the pooled sample) a wave dummy as covariates. Error bars are 95 % confidence intervals.</w:t>
       </w:r>
     </w:p>
     <w:bookmarkEnd w:id="53"/>
@@ -9930,7 +9930,7 @@
         <w:pStyle w:val="FirstParagraph"/>
       </w:pPr>
       <w:r>
-        <w:t xml:space="preserve">Having established the stability of the inverted U‑shaped export‑intensity threshold and the consistent level‑shift role of technological capability, the analysis next examines whether firm‑level working‑capital conditions help explain variation in the steepness of the post‑threshold downturn (H3). The supplementary working‑capital tests do not yield sufficiently robust support across alternative proxy definitions and wave‑specific models. Although some coefficients move in theoretically plausible directions, the pattern is not stable enough to support a strong claim that the post‑threshold downturn has been directly identified as a working‑capital mechanism in the present data.</w:t>
+        <w:t xml:space="preserve">Having established the stability of the inverted U-shaped export-intensity threshold and the consistent level-shift role of technological capability, the analysis next examines whether firm-level working-capital conditions help explain variation in the steepness of the post-threshold downturn (H3). The supplementary working-capital tests do not yield sufficiently robust support across alternative proxy definitions and wave-specific models. Although some coefficients move in theoretically plausible directions, the pattern is not stable enough to support a strong claim that the post-threshold downturn has been directly identified as a working-capital mechanism in the present data.</w:t>
       </w:r>
     </w:p>
     <w:p>
@@ -10023,7 +10023,7 @@
         <w:t xml:space="preserve"> </w:t>
       </w:r>
       <w:r>
-        <w:t xml:space="preserve">interaction is significantly negative in 2012 (β = −0.017, p = .009) but null in 2024 (p = .660). In Block D (Access‑to‑Finance Obstacle), the obstacle×</w:t>
+        <w:t xml:space="preserve">interaction is significantly negative in 2012 (β = −0.017, p = .009) but null in 2024 (p = .660). In Block D (Access-to-Finance Obstacle), the obstacle×</w:t>
       </w:r>
       <m:oMath>
         <m:sSup>
@@ -10064,7 +10064,7 @@
         <w:t xml:space="preserve"> </w:t>
       </w:r>
       <w:r>
-        <w:t xml:space="preserve">interaction is unexpectedly large and positive in 2024 (β = +1.64, p = .001) but null in 2012, reading this as a small‑cell anomaly rather than evidence of mechanism. The 2012‑only Block B receivables-exposure extension yields null interactions for both k1c and k2c. Across all blocks, the working-capital mechanism is</w:t>
+        <w:t xml:space="preserve">interaction is unexpectedly large and positive in 2024 (β = +1.64, p = .001) but null in 2012, reading this as a small-cell anomaly rather than evidence of mechanism. The 2012-only Block B receivables-exposure extension yields null interactions for both k1c and k2c. Across all blocks, the working-capital mechanism is</w:t>
       </w:r>
       <w:r>
         <w:t xml:space="preserve"> </w:t>
@@ -10459,13 +10459,13 @@
       </w:r>
     </w:p>
     <w:bookmarkEnd w:id="56"/>
-    <w:bookmarkStart w:id="57" w:name="X974a5cc91fd96afa9e426f2e2d21182e5526c04"/>
+    <w:bookmarkStart w:id="57" w:name="X1f7b738080ac3df5042884e554def8fb164d3d4"/>
     <w:p>
       <w:pPr>
         <w:pStyle w:val="Heading3"/>
       </w:pPr>
       <w:r>
-        <w:t xml:space="preserve">4.7 Sample‑size and specification robustness</w:t>
+        <w:t xml:space="preserve">4.7 Sample-size and specification robustness</w:t>
       </w:r>
     </w:p>
     <w:p>
@@ -10473,7 +10473,7 @@
         <w:pStyle w:val="FirstParagraph"/>
       </w:pPr>
       <w:r>
-        <w:t xml:space="preserve">The threshold result is robust to several specification variations available within the WBES data. Restricting to firms with positive export activity (FSTS &gt; 0) replicates the inverted‑U shape with a similarly located turning point but with reduced statistical precision because the upward phase shrinks.</w:t>
+        <w:t xml:space="preserve">The threshold result is robust to several specification variations available within the WBES data. Restricting to firms with positive export activity (FSTS &gt; 0) replicates the inverted-U shape with a similarly located turning point but with reduced statistical precision because the upward phase shrinks.</w:t>
       </w:r>
     </w:p>
     <w:p>
@@ -10662,7 +10662,7 @@
         <w:t xml:space="preserve">structural durability against an expected temporal shift</w:t>
       </w:r>
       <w:r>
-        <w:t xml:space="preserve">. We predicted in H2a (Section 2.2) that the inverted U‑shaped relationship between export intensity and labour productivity in Chinese private firms should differ between 2012 and 2024, motivated by substantial structural change in the Chinese economy: post‑2008 trade re‑equilibration, the China–US tariff escalation cycle, the COVID‑19 disruption, the maturation of digital infrastructure (Vial, 2019; Hanelt, Bohnsack, Marz, &amp; Antunes Marante, 2021), the strengthening of absorptive capacity, the deepening of Chinese firms' participation in global value chains (Kano, Tsang, &amp; Yeung, 2020), and the evolution of trade-finance institutions (Author Citation, 2026 — VEFR; Manova, 2013; Foley &amp; Manova, 2015; Niepmann &amp; Schmidt-Eisenlohr, 2017; Demir &amp; Javorcik, 2018). Under any of these mechanisms, the turning point or the curvature should have moved.</w:t>
+        <w:t xml:space="preserve">. We predicted in H2a (Section 2.2) that the inverted U-shaped relationship between export intensity and labour productivity in Chinese private firms should differ between 2012 and 2024, motivated by substantial structural change in the Chinese economy: post-2008 trade re-equilibration, the China–US tariff escalation cycle, the COVID-19 disruption, the maturation of digital infrastructure (Vial, 2019; Hanelt, Bohnsack, Marz, &amp; Antunes Marante, 2021), the strengthening of absorptive capacity, the deepening of Chinese firms' participation in global value chains (Kano, Tsang, &amp; Yeung, 2020), and the evolution of trade-finance institutions (Author Citation, 2026 — VEFR; Manova, 2013; Foley &amp; Manova, 2015; Niepmann &amp; Schmidt-Eisenlohr, 2017; Demir &amp; Javorcik, 2018). Under any of these mechanisms, the turning point or the curvature should have moved.</w:t>
       </w:r>
     </w:p>
     <w:p>
@@ -11418,7 +11418,7 @@
         <w:t xml:space="preserve">First and most fundamentally</w:t>
       </w:r>
       <w:r>
-        <w:t xml:space="preserve">, the WBES microdata are repeated cross‑sections rather than a true firm panel; we cannot identify within‑firm change over time and cannot control for time‑invariant unobserved heterogeneity (Antonakis et al., 2010; Eden &amp; Nielsen, 2020; Shaver, 2020). The associational language we adopt throughout reflects this constraint and should not be relaxed in any reader's interpretation of the results. The H2b structural-durability finding in Section 4.3 should therefore be read as a finding about</w:t>
+        <w:t xml:space="preserve">, the WBES microdata are repeated cross-sections rather than a true firm panel; we cannot identify within-firm change over time and cannot control for time-invariant unobserved heterogeneity (Antonakis et al., 2010; Eden &amp; Nielsen, 2020; Shaver, 2020). The associational language we adopt throughout reflects this constraint and should not be relaxed in any reader's interpretation of the results. The H2b structural-durability finding in Section 4.3 should therefore be read as a finding about</w:t>
       </w:r>
       <w:r>
         <w:t xml:space="preserve"> </w:t>
@@ -11449,7 +11449,7 @@
         <w:t xml:space="preserve">Second</w:t>
       </w:r>
       <w:r>
-        <w:t xml:space="preserve">, the supplementary working‑capital evidence is bounded by the WBES proxies available cross‑wave. The most direct receivables‑exposure indicators (k1c purchases on credit and k2c sales on credit) are present in the 2012 release but absent from the 2024 release; consequently we cannot test the receivables channel cross‑wave (Manova, 2013; Foley &amp; Manova, 2015; Niepmann &amp; Schmidt-Eisenlohr, 2017; Demir &amp; Javorcik, 2018). Direct examination of working‑capital conditioning using the available proxies (k7, k8 / k82, k3 series, k30, plus 2012‑only k1c / k2c) did not yield robust support for the trap mechanism, so the paper retains the working‑capital interpretation as a theoretically grounded explanation rather than as a directly established empirical channel. A richer empirical test would require firm-level financial-statement data (cash-conversion cycle, days-receivable-outstanding, days-payable-outstanding, trade-finance pricing, sourced from Bureau van Dijk Orbis or CSMAR China) merged to the WBES sample. We have begun preliminary work on such a merge but it lies outside the scope of the present paper.</w:t>
+        <w:t xml:space="preserve">, the supplementary working-capital evidence is bounded by the WBES proxies available cross-wave. The most direct receivables-exposure indicators (k1c purchases on credit and k2c sales on credit) are present in the 2012 release but absent from the 2024 release; consequently we cannot test the receivables channel cross-wave (Manova, 2013; Foley &amp; Manova, 2015; Niepmann &amp; Schmidt-Eisenlohr, 2017; Demir &amp; Javorcik, 2018). Direct examination of working-capital conditioning using the available proxies (k7, k8 / k82, k3 series, k30, plus 2012-only k1c / k2c) did not yield robust support for the trap mechanism, so the paper retains the working-capital interpretation as a theoretically grounded explanation rather than as a directly established empirical channel. A richer empirical test would require firm-level financial-statement data (cash-conversion cycle, days-receivable-outstanding, days-payable-outstanding, trade-finance pricing, sourced from Bureau van Dijk Orbis or CSMAR China) merged to the WBES sample. We have begun preliminary work on such a merge but it lies outside the scope of the present paper.</w:t>
       </w:r>
     </w:p>
     <w:p>
@@ -11506,7 +11506,7 @@
         <w:t xml:space="preserve"> </w:t>
       </w:r>
       <w:r>
-        <w:t xml:space="preserve">specification is operationalised by a single binary indicator (c22b own‑website presence), a deliberate choice taken in this revision to keep the technological‑capability and digital‑adoption constructs operationally orthogonal (see Section 3.2), but one that necessarily measures Tier 1 digital presence rather than the full digital-transformation hierarchy described in recent reviews (Vial, 2019; Verhoef et al., 2021; Hanelt, Bohnsack, Marz, &amp; Antunes Marante, 2021; Volberda, Khanagha, Baden-Fuller, Mihalache, &amp; Birkinshaw, 2021). A richer digital‑adoption measure incorporating Tier 3–4 process integration administered consistently across waves would help disambiguate the wave‑specific pattern reported in Section 4.4. The 2024 BREADY questionnaire does include some richer digital indicators that the 2012 instrument does not, preventing strict cross-wave comparability for those items; we identify a 2024-only robustness analysis using the richer 2024 indicators as a priority for the next revision.</w:t>
+        <w:t xml:space="preserve">specification is operationalised by a single binary indicator (c22b own-website presence), a deliberate choice taken in this revision to keep the technological-capability and digital-adoption constructs operationally orthogonal (see Section 3.2), but one that necessarily measures Tier 1 digital presence rather than the full digital-transformation hierarchy described in recent reviews (Vial, 2019; Verhoef et al., 2021; Hanelt, Bohnsack, Marz, &amp; Antunes Marante, 2021; Volberda, Khanagha, Baden-Fuller, Mihalache, &amp; Birkinshaw, 2021). A richer digital-adoption measure incorporating Tier 3–4 process integration administered consistently across waves would help disambiguate the wave-specific pattern reported in Section 4.4. The 2024 BREADY questionnaire does include some richer digital indicators that the 2012 instrument does not, preventing strict cross-wave comparability for those items; we identify a 2024-only robustness analysis using the richer 2024 indicators as a priority for the next revision.</w:t>
       </w:r>
     </w:p>
     <w:p>
@@ -11521,7 +11521,7 @@
         <w:t xml:space="preserve">Fourth</w:t>
       </w:r>
       <w:r>
-        <w:t xml:space="preserve">, the WBES sample frame may have drifted across waves, for example, through changes in the manufacturing‑services balance or in the FDI profile of the surveyed firms, and although we control for sector and ownership we cannot rule out residual sample‑frame drift. The robustness check on the manufacturing‑only subsample reported in Section 4.6 partially addresses this concern by re-estimating the M2 main threshold model on a sector-restricted subset (N = 1,656 in 2012; N = 1,062 in 2024); the result remains directionally consistent with the main analysis but with substantially wider confidence intervals. Additional drift checks, re-weighting the 2024 sample to match the 2012 industry-region-size strata distribution, and exploring firm-age and firm-size distribution shifts, are identified as priorities for the next revision.</w:t>
+        <w:t xml:space="preserve">, the WBES sample frame may have drifted across waves, for example, through changes in the manufacturing-services balance or in the FDI profile of the surveyed firms, and although we control for sector and ownership we cannot rule out residual sample-frame drift. The robustness check on the manufacturing-only subsample reported in Section 4.6 partially addresses this concern by re-estimating the M2 main threshold model on a sector-restricted subset (N = 1,656 in 2012; N = 1,062 in 2024); the result remains directionally consistent with the main analysis but with substantially wider confidence intervals. Additional drift checks, re-weighting the 2024 sample to match the 2012 industry-region-size strata distribution, and exploring firm-age and firm-size distribution shifts, are identified as priorities for the next revision.</w:t>
       </w:r>
     </w:p>
     <w:p>
@@ -11619,7 +11619,7 @@
         <w:t xml:space="preserve">Sixth</w:t>
       </w:r>
       <w:r>
-        <w:t xml:space="preserve">, generalisability beyond the Chinese private‑firm sample is not tested in this paper; the inferences we report apply to the two China waves studied, and any extension to other emerging‑economy private‑firm settings is an empirical question for separate work (Bausch &amp; Krist, 2007; Kirca, Roth, Hult, &amp; Cavusgil, 2012; Marano et al., 2016; Schwens et al., 2018; Author Citation, 2025 — ICBEF). A natural next step in our broader research stream is the multi-country replication of the threshold-stability test on WBES data for Vietnam, Indonesia, India, and other emerging-Asia settings (Author Citation, 2026 — VEFR), to establish whether the durable-structure interpretation generalises beyond China or remains a country-specific pattern. Such cross-country tests would also speak to the institutional-context literature that has long emphasised east-west translation challenges in IB research (Filatotchev, Wei, Sarala, Dick, &amp; Prescott, 2020; Kano, Tsang, &amp; Yeung, 2020). The WBES data infrastructure is uniquely well-positioned to support such replications because the survey instrument, sample frame, and weighting scheme are harmonised across countries, making the cross-country threshold-stability comparison feasible at relatively low marginal cost.</w:t>
+        <w:t xml:space="preserve">, generalisability beyond the Chinese private-firm sample is not tested in this paper; the inferences we report apply to the two China waves studied, and any extension to other emerging-economy private-firm settings is an empirical question for separate work (Bausch &amp; Krist, 2007; Kirca, Roth, Hult, &amp; Cavusgil, 2012; Marano et al., 2016; Schwens et al., 2018; Author Citation, 2025 — ICBEF). A natural next step in our broader research stream is the multi-country replication of the threshold-stability test on WBES data for Vietnam, Indonesia, India, and other emerging-Asia settings (Author Citation, 2026 — VEFR), to establish whether the durable-structure interpretation generalises beyond China or remains a country-specific pattern. Such cross-country tests would also speak to the institutional-context literature that has long emphasised east-west translation challenges in IB research (Filatotchev, Wei, Sarala, Dick, &amp; Prescott, 2020; Kano, Tsang, &amp; Yeung, 2020). The WBES data infrastructure is uniquely well-positioned to support such replications because the survey instrument, sample frame, and weighting scheme are harmonised across countries, making the cross-country threshold-stability comparison feasible at relatively low marginal cost.</w:t>
       </w:r>
     </w:p>
     <w:p>
@@ -11627,7 +11627,7 @@
         <w:pStyle w:val="BodyText"/>
       </w:pPr>
       <w:r>
-        <w:t xml:space="preserve">Future research should pursue panel data, expanded measurement instruments, particularly receivables turnover, cash‑conversion cycle, and trade‑finance pricing (Manova, 2013; Demir &amp; Javorcik, 2018), and multi‑country comparative analysis of the threshold‑stability claim that we identify here. The combination of the unexpected-stability result with the documented heterogeneity in the broader internationalization–performance literature (Author Citation, 2025, ICBEF; Marano et al., 2016; Schwens et al., 2018) suggests that the location and shape of the inverted-U may be more sensitive to country institutional context than to within-country temporal change, a hypothesis worth testing directly with the cross-country WBES corpus.</w:t>
+        <w:t xml:space="preserve">Future research should pursue panel data, expanded measurement instruments, particularly receivables turnover, cash-conversion cycle, and trade-finance pricing (Manova, 2013; Demir &amp; Javorcik, 2018), and multi-country comparative analysis of the threshold-stability claim that we identify here. The combination of the unexpected-stability result with the documented heterogeneity in the broader internationalization–performance literature (Author Citation, 2025, ICBEF; Marano et al., 2016; Schwens et al., 2018) suggests that the location and shape of the inverted-U may be more sensitive to country institutional context than to within-country temporal change, a hypothesis worth testing directly with the cross-country WBES corpus.</w:t>
       </w:r>
     </w:p>
     <w:p>
@@ -11674,7 +11674,7 @@
         <w:pStyle w:val="BodyText"/>
       </w:pPr>
       <w:r>
-        <w:t xml:space="preserve">The authors received no specific grant from any funding agency in the public, commercial, or not‑for‑profit sectors for the research, authorship, or publication of this article. The authors declare no conflicts of interest.</w:t>
+        <w:t xml:space="preserve">The authors received no specific grant from any funding agency in the public, commercial, or not-for-profit sectors for the research, authorship, or publication of this article. The authors declare no conflicts of interest.</w:t>
       </w:r>
     </w:p>
     <w:p>

--- a/dist/submission/p5_china_APJM.docx
+++ b/dist/submission/p5_china_APJM.docx
@@ -145,20 +145,25 @@
         <w:t xml:space="preserve"> </w:t>
       </w:r>
       <w:r>
-        <w:t xml:space="preserve">This study examines whether the inverted U-shaped relationship between export intensity and firm performance among Chinese private firms is</w:t>
-      </w:r>
-      <w:r>
-        <w:t xml:space="preserve"> </w:t>
-      </w:r>
+        <w:t xml:space="preserve">This study examines whether the inverted-U relationship between export intensity and firm performance among Chinese private firms is structurally durable or wave-specific, and clarifies the role of technological capability and foundational digital adoption in shaping this relationship under conditions of substantial structural and digital transition.</w:t>
+      </w:r>
+    </w:p>
+    <w:p>
+      <w:pPr>
+        <w:pStyle w:val="BodyText"/>
+      </w:pPr>
       <w:r>
         <w:rPr>
           <w:bCs/>
           <w:b/>
         </w:rPr>
-        <w:t xml:space="preserve">structurally durable or wave-specific</w:t>
-      </w:r>
-      <w:r>
-        <w:t xml:space="preserve">, and clarifies the role of technological capability and foundational digital adoption in shaping this relationship.</w:t>
+        <w:t xml:space="preserve">Design/methodology/approach.</w:t>
+      </w:r>
+      <w:r>
+        <w:t xml:space="preserve"> </w:t>
+      </w:r>
+      <w:r>
+        <w:t xml:space="preserve">The study uses World Bank Enterprise Survey microdata for China (2012, N = 2,619; 2024, N = 1,940; pooled N = 4,559) and estimates quadratic models with cross-wave and capability interactions, employing HC1 robust standard errors and cross-wave Paternoster z-tests for coefficient stability. A Technological Capability Index (TCI) built from international quality certification and foreign-licensed technology is distinguished from a single-item website-based digital presence indicator.</w:t>
       </w:r>
     </w:p>
     <w:p>
@@ -170,170 +175,49 @@
           <w:bCs/>
           <w:b/>
         </w:rPr>
-        <w:t xml:space="preserve">Design/methodology/approach.</w:t>
-      </w:r>
-      <w:r>
-        <w:t xml:space="preserve"> </w:t>
-      </w:r>
-      <w:r>
-        <w:t xml:space="preserve">Drawing on World Bank Enterprise Survey microdata for China (2012, N = 2,619; 2024, N = 1,940; pooled N = 4,559), we estimate quadratic models with full cross-wave and capability interactions. The data support</w:t>
-      </w:r>
-      <w:r>
-        <w:t xml:space="preserve"> </w:t>
-      </w:r>
+        <w:t xml:space="preserve">Findings.</w:t>
+      </w:r>
+      <w:r>
+        <w:t xml:space="preserve"> </w:t>
+      </w:r>
+      <w:r>
+        <w:t xml:space="preserve">Estimated turning points remain in a remarkably tight range across waves, near 49% of foreign sales to total sales in 2012 and 47% in 2024, with overlapping 95% delta-method confidence intervals; cross-wave z-tests do not reject equality of the linear and squared export-intensity coefficients. Technological capability is robustly associated with higher productivity in both waves and the digital presence proxy shows a positive but weaker association in 2024 and the pooled sample. However, neither construct robustly moderates the curvature of the inverted-U: capability-by-curvature interactions are marginal, and the three-way capability-by-wave-by-curvature dynamic moderation test is null.</w:t>
+      </w:r>
+    </w:p>
+    <w:p>
+      <w:pPr>
+        <w:pStyle w:val="BodyText"/>
+      </w:pPr>
       <w:r>
         <w:rPr>
           <w:bCs/>
           <w:b/>
         </w:rPr>
-        <w:t xml:space="preserve">H2b (structural durability)</w:t>
-      </w:r>
-      <w:r>
-        <w:t xml:space="preserve"> </w:t>
-      </w:r>
-      <w:r>
-        <w:t xml:space="preserve">over</w:t>
-      </w:r>
-      <w:r>
-        <w:t xml:space="preserve"> </w:t>
-      </w:r>
+        <w:t xml:space="preserve">Originality/value.</w:t>
+      </w:r>
+      <w:r>
+        <w:t xml:space="preserve"> </w:t>
+      </w:r>
+      <w:r>
+        <w:t xml:space="preserve">The study contributes to international business research by recasting the inverted-U threshold in Chinese private firms from a sample-specific regularity into an enduring structural feature of the setting. Despite substantial structural change in China between 2012 and 2024, the internationalisation-performance trade-off is shown to be durably structural rather than wave-specific or capability-conditioned, with implications for the export-intensity threshold literature and for capability-based moderation theories in emerging-market international business.</w:t>
+      </w:r>
+    </w:p>
+    <w:p>
+      <w:pPr>
+        <w:pStyle w:val="BodyText"/>
+      </w:pPr>
       <w:r>
         <w:rPr>
           <w:bCs/>
           <w:b/>
         </w:rPr>
-        <w:t xml:space="preserve">H2a (environmental shift)</w:t>
-      </w:r>
-      <w:r>
-        <w:t xml:space="preserve">: cross-wave Paternoster (1998) z-tests do not reject equality of the linear and squared export-intensity coefficients (FSTS z = +0.82, p = .412;</w:t>
-      </w:r>
-      <w:r>
-        <w:t xml:space="preserve"> </w:t>
-      </w:r>
-      <m:oMath>
-        <m:sSup>
-          <m:e>
-            <m:r>
-              <m:rPr>
-                <m:sty m:val="p"/>
-              </m:rPr>
-              <m:t>F</m:t>
-            </m:r>
-            <m:r>
-              <m:rPr>
-                <m:sty m:val="p"/>
-              </m:rPr>
-              <m:t>S</m:t>
-            </m:r>
-            <m:r>
-              <m:rPr>
-                <m:sty m:val="p"/>
-              </m:rPr>
-              <m:t>T</m:t>
-            </m:r>
-            <m:r>
-              <m:rPr>
-                <m:sty m:val="p"/>
-              </m:rPr>
-              <m:t>S</m:t>
-            </m:r>
-          </m:e>
-          <m:sup>
-            <m:r>
-              <m:t>2</m:t>
-            </m:r>
-          </m:sup>
-        </m:sSup>
-      </m:oMath>
-      <w:r>
-        <w:t xml:space="preserve"> </w:t>
-      </w:r>
-      <w:r>
-        <w:t xml:space="preserve">z = −0.61, p = .545), and the pooled joint F-test on the (FSTS ×</w:t>
-      </w:r>
-      <w:r>
-        <w:t xml:space="preserve"> </w:t>
-      </w:r>
-      <m:oMath>
-        <m:sSub>
-          <m:e>
-            <m:r>
-              <m:t>D</m:t>
-            </m:r>
-          </m:e>
-          <m:sub>
-            <m:r>
-              <m:t>2024</m:t>
-            </m:r>
-          </m:sub>
-        </m:sSub>
-      </m:oMath>
-      <w:r>
-        <w:t xml:space="preserve">,</w:t>
-      </w:r>
-      <w:r>
-        <w:t xml:space="preserve"> </w:t>
-      </w:r>
-      <m:oMath>
-        <m:sSup>
-          <m:e>
-            <m:r>
-              <m:rPr>
-                <m:sty m:val="p"/>
-              </m:rPr>
-              <m:t>F</m:t>
-            </m:r>
-            <m:r>
-              <m:rPr>
-                <m:sty m:val="p"/>
-              </m:rPr>
-              <m:t>S</m:t>
-            </m:r>
-            <m:r>
-              <m:rPr>
-                <m:sty m:val="p"/>
-              </m:rPr>
-              <m:t>T</m:t>
-            </m:r>
-            <m:r>
-              <m:rPr>
-                <m:sty m:val="p"/>
-              </m:rPr>
-              <m:t>S</m:t>
-            </m:r>
-          </m:e>
-          <m:sup>
-            <m:r>
-              <m:t>2</m:t>
-            </m:r>
-          </m:sup>
-        </m:sSup>
-      </m:oMath>
-      <w:r>
-        <w:t xml:space="preserve"> </w:t>
-      </w:r>
-      <w:r>
-        <w:t xml:space="preserve">×</w:t>
-      </w:r>
-      <w:r>
-        <w:t xml:space="preserve"> </w:t>
-      </w:r>
-      <m:oMath>
-        <m:sSub>
-          <m:e>
-            <m:r>
-              <m:t>D</m:t>
-            </m:r>
-          </m:e>
-          <m:sub>
-            <m:r>
-              <m:t>2024</m:t>
-            </m:r>
-          </m:sub>
-        </m:sSub>
-      </m:oMath>
-      <w:r>
-        <w:t xml:space="preserve">) interactions yields F(2, 3,558) = 2.24, p = .107.</w:t>
+        <w:t xml:space="preserve">Keywords:</w:t>
+      </w:r>
+      <w:r>
+        <w:t xml:space="preserve"> </w:t>
+      </w:r>
+      <w:r>
+        <w:t xml:space="preserve">internationalisation-performance; export intensity; threshold stability; technological capability; digital adoption; Chinese private firms; World Bank Enterprise Survey.</w:t>
       </w:r>
     </w:p>
     <w:p>
@@ -345,87 +229,13 @@
           <w:bCs/>
           <w:b/>
         </w:rPr>
-        <w:t xml:space="preserve">Findings.</w:t>
-      </w:r>
-      <w:r>
-        <w:t xml:space="preserve"> </w:t>
-      </w:r>
-      <w:r>
-        <w:t xml:space="preserve">Estimated turning points remain in a remarkably tight range, 49.4 % of total sales in 2012, 47.2 % in 2024, and 48.8 % in the pooled sample, with overlapping 95 % delta-method confidence intervals. Technological capability is robustly associated with higher productivity in both waves (β_z = +0.28 in 2012 and +0.43 in 2024; both p &lt; .001), and a single-item digital-presence proxy (own website) is positively associated with productivity in 2024 and the pooled sample (β_z = +0.07, p = .04 in 2024; β_z = +0.06, p = .006 pooled), but neither construct robustly moderates the curvature of the inverted-U: the joint F-test on capability×curvature interactions (F = 3.26, p = .039) is marginal, individual coefficients are not significant, and the three-way capability×wave×curvature dynamic moderation test returns F = 0.27, p = .760.</w:t>
-      </w:r>
-    </w:p>
-    <w:p>
-      <w:pPr>
-        <w:pStyle w:val="BodyText"/>
-      </w:pPr>
-      <w:r>
-        <w:rPr>
-          <w:bCs/>
-          <w:b/>
-        </w:rPr>
-        <w:t xml:space="preserve">Originality/value.</w:t>
-      </w:r>
-      <w:r>
-        <w:t xml:space="preserve"> </w:t>
-      </w:r>
-      <w:r>
-        <w:rPr>
-          <w:bCs/>
-          <w:b/>
-        </w:rPr>
-        <w:t xml:space="preserve">H2b (structural durability) is confirmed over H2a (environmental shift)</w:t>
-      </w:r>
-      <w:r>
-        <w:t xml:space="preserve">: despite substantial structural change in China between 2012 and 2024, cross-wave tests support the thesis that the Chinese internationalization–performance trade-off is</w:t>
-      </w:r>
-      <w:r>
-        <w:t xml:space="preserve"> </w:t>
-      </w:r>
-      <w:r>
-        <w:rPr>
-          <w:bCs/>
-          <w:b/>
-        </w:rPr>
-        <w:t xml:space="preserve">durably structural rather than wave-specific or capability-conditioned</w:t>
-      </w:r>
-      <w:r>
-        <w:t xml:space="preserve">. The contribution recasts the inverted-U threshold from a sample-specific regularity into an enduring structural feature of the setting; null capability curvature moderation and unstable working-capital analyses reinforce this interpretation. The findings also extend the China-specific cubic baseline of Author Citation (2026, JFAR) and the multi-country emerging-Asia synthesis of Author Citation (2026, VEFR) by adding a temporal-stability dimension.</w:t>
-      </w:r>
-    </w:p>
-    <w:p>
-      <w:pPr>
-        <w:pStyle w:val="BodyText"/>
-      </w:pPr>
-      <w:r>
-        <w:rPr>
-          <w:bCs/>
-          <w:b/>
-        </w:rPr>
-        <w:t xml:space="preserve">Keywords:</w:t>
-      </w:r>
-      <w:r>
-        <w:t xml:space="preserve"> </w:t>
-      </w:r>
-      <w:r>
-        <w:t xml:space="preserve">internationalisation–performance; export intensity; threshold stability; technological capability; digital adoption; Chinese private firms; World Bank Enterprise Survey.</w:t>
-      </w:r>
-    </w:p>
-    <w:p>
-      <w:pPr>
-        <w:pStyle w:val="BodyText"/>
-      </w:pPr>
-      <w:r>
-        <w:rPr>
-          <w:bCs/>
-          <w:b/>
-        </w:rPr>
-        <w:t xml:space="preserve">JEL classification:</w:t>
-      </w:r>
-      <w:r>
-        <w:t xml:space="preserve"> </w:t>
-      </w:r>
-      <w:r>
-        <w:t xml:space="preserve">F23 (multinational firms; international business); O33 (technological change: choices and consequences); D22 (firm behaviour: empirical analysis); L25 (firm performance); O53 (economywide country studies: Asia including Middle East).</w:t>
+        <w:t xml:space="preserve">JEL Classification:</w:t>
+      </w:r>
+      <w:r>
+        <w:t xml:space="preserve"> </w:t>
+      </w:r>
+      <w:r>
+        <w:t xml:space="preserve">F23; O33; D22; L25; O53.</w:t>
       </w:r>
     </w:p>
     <w:p>

--- a/dist/submission/p5_china_APJM.docx
+++ b/dist/submission/p5_china_APJM.docx
@@ -2,7 +2,7 @@
 <file path=word/document.xml><?xml version="1.0" encoding="utf-8"?>
 <w:document xmlns:w="http://schemas.openxmlformats.org/wordprocessingml/2006/main" xmlns:m="http://schemas.openxmlformats.org/officeDocument/2006/math" xmlns:r="http://schemas.openxmlformats.org/officeDocument/2006/relationships" xmlns:o="urn:schemas-microsoft-com:office:office" xmlns:v="urn:schemas-microsoft-com:vml" xmlns:w10="urn:schemas-microsoft-com:office:word" xmlns:a="http://schemas.openxmlformats.org/drawingml/2006/main" xmlns:pic="http://schemas.openxmlformats.org/drawingml/2006/picture" xmlns:wp="http://schemas.openxmlformats.org/drawingml/2006/wordprocessingDrawing">
   <w:body>
-    <w:bookmarkStart w:id="109" w:name="Xeed239f9d2e1ce3a88fd46b256b65d8ab89b86a"/>
+    <w:bookmarkStart w:id="113" w:name="Xeed239f9d2e1ce3a88fd46b256b65d8ab89b86a"/>
     <w:p>
       <w:pPr>
         <w:pStyle w:val="Heading1"/>
@@ -705,7 +705,7 @@
         <w:t xml:space="preserve"> </w:t>
       </w:r>
       <w:r>
-        <w:t xml:space="preserve">over time within a single setting; documenting cross-wave behavior is therefore a non-trivial empirical contribution beyond the standard inverted-U claim (Haans, Pieters, &amp; He, 2016). Second, the IB literature increasingly recognises that the post-threshold downturn may reflect not only generic coordination costs (Hennart, 2007; Contractor, 2007) but also more specific financial frictions, such as cash-conversion lengthening, foreign-receivables exposure, and credit-constraint binding for trade-finance access, that intensify as export intensity rises (Manova, 2013; Foley &amp; Manova, 2015; Niepmann &amp; Schmidt-Eisenlohr, 2017; Demir &amp; Javorcik, 2018). Third, the growing role of digital adoption and technological capability in firm productivity has invited claims that capability fundamentally rewires the I–P curve (Bharadwaj, El Sawy, Pavlou, &amp; Venkatraman, 2013; Vial, 2019; Nambisan, Wright, &amp; Feldman, 2019; Verhoef, Broekhuizen, Bart, Bhattacharya, Dong, Fabian, &amp; Haenlein, 2021; Hanelt, Bohnsack, Marz, &amp; Antunes Marante, 2021; Volberda, Khanagha, Baden-Fuller, Mihalache, &amp; Birkinshaw, 2021), but available WBES indicators capture lower-tier digital adoption rather than full dynamic digital capability. Disentangling these three threads, temporal stability, financial mechanism, and capability role, is the analytical agenda of the present paper.</w:t>
+        <w:t xml:space="preserve">over time within a single setting; documenting cross-wave behavior is therefore a non-trivial empirical contribution beyond the standard inverted-U claim (Haans, Pieters, &amp; He, 2016). Recent China-focused evidence reinforces the inverted-U baseline for Chinese firms across multiple settings (Ma, Sun, &amp; Li, 2024; Wang, Wang, &amp; Li, 2025; Zhou, Liu, &amp; Chen, 2025), while highlighting that the digital economy itself exhibits a context-contingent productivity relationship at the firm level (Sun, Wang, &amp; Wang, 2023). Second, the IB literature increasingly recognises that the post-threshold downturn may reflect not only generic coordination costs (Hennart, 2007; Contractor, 2007) but also more specific financial frictions, such as cash-conversion lengthening, foreign-receivables exposure, and credit-constraint binding for trade-finance access, that intensify as export intensity rises (Manova, 2013; Foley &amp; Manova, 2015; Niepmann &amp; Schmidt-Eisenlohr, 2017; Demir &amp; Javorcik, 2018). Third, the growing role of digital adoption and technological capability in firm productivity has invited claims that capability fundamentally rewires the I–P curve (Bharadwaj, El Sawy, Pavlou, &amp; Venkatraman, 2013; Vial, 2019; Nambisan, Wright, &amp; Feldman, 2019; Verhoef, Broekhuizen, Bart, Bhattacharya, Dong, Fabian, &amp; Haenlein, 2021; Hanelt, Bohnsack, Marz, &amp; Antunes Marante, 2021; Volberda, Khanagha, Baden-Fuller, Mihalache, &amp; Birkinshaw, 2021), but available WBES indicators capture lower-tier digital adoption rather than full dynamic digital capability. Disentangling these three threads, temporal stability, financial mechanism, and capability role, is the analytical agenda of the present paper.</w:t>
       </w:r>
     </w:p>
     <w:p>
@@ -11495,7 +11495,7 @@
       </w:r>
     </w:p>
     <w:bookmarkEnd w:id="67"/>
-    <w:bookmarkStart w:id="108" w:name="references"/>
+    <w:bookmarkStart w:id="112" w:name="references"/>
     <w:p>
       <w:pPr>
         <w:pStyle w:val="Heading2"/>
@@ -12311,7 +12311,7 @@
         <w:pStyle w:val="BodyText"/>
       </w:pPr>
       <w:r>
-        <w:t xml:space="preserve">MacKinnon, J. G., &amp; White, H. (1985). Some heteroskedasticity-consistent covariance matrix estimators with improved finite sample properties.</w:t>
+        <w:t xml:space="preserve">Ma, H., Sun, P., &amp; Li, J. (2024). The longer, the farther? The internationalization of Chinese firms.</w:t>
       </w:r>
       <w:r>
         <w:t xml:space="preserve"> </w:t>
@@ -12321,6 +12321,51 @@
           <w:iCs/>
           <w:i/>
         </w:rPr>
+        <w:t xml:space="preserve">Chinese Management Studies</w:t>
+      </w:r>
+      <w:r>
+        <w:t xml:space="preserve">,</w:t>
+      </w:r>
+      <w:r>
+        <w:t xml:space="preserve"> </w:t>
+      </w:r>
+      <w:r>
+        <w:rPr>
+          <w:iCs/>
+          <w:i/>
+        </w:rPr>
+        <w:t xml:space="preserve">18</w:t>
+      </w:r>
+      <w:r>
+        <w:t xml:space="preserve">(3), 821–846.</w:t>
+      </w:r>
+      <w:r>
+        <w:t xml:space="preserve"> </w:t>
+      </w:r>
+      <w:hyperlink r:id="rId91">
+        <w:r>
+          <w:rPr>
+            <w:rStyle w:val="Hyperlink"/>
+          </w:rPr>
+          <w:t xml:space="preserve">https://doi.org/10.1108/CMS-08-2022-0312</w:t>
+        </w:r>
+      </w:hyperlink>
+    </w:p>
+    <w:p>
+      <w:pPr>
+        <w:pStyle w:val="BodyText"/>
+      </w:pPr>
+      <w:r>
+        <w:t xml:space="preserve">MacKinnon, J. G., &amp; White, H. (1985). Some heteroskedasticity-consistent covariance matrix estimators with improved finite sample properties.</w:t>
+      </w:r>
+      <w:r>
+        <w:t xml:space="preserve"> </w:t>
+      </w:r>
+      <w:r>
+        <w:rPr>
+          <w:iCs/>
+          <w:i/>
+        </w:rPr>
         <w:t xml:space="preserve">Journal of Econometrics, 29</w:t>
       </w:r>
       <w:r>
@@ -12329,7 +12374,7 @@
       <w:r>
         <w:t xml:space="preserve"> </w:t>
       </w:r>
-      <w:hyperlink r:id="rId91">
+      <w:hyperlink r:id="rId92">
         <w:r>
           <w:rPr>
             <w:rStyle w:val="Hyperlink"/>
@@ -12361,7 +12406,7 @@
       <w:r>
         <w:t xml:space="preserve"> </w:t>
       </w:r>
-      <w:hyperlink r:id="rId92">
+      <w:hyperlink r:id="rId93">
         <w:r>
           <w:rPr>
             <w:rStyle w:val="Hyperlink"/>
@@ -12393,7 +12438,7 @@
       <w:r>
         <w:t xml:space="preserve"> </w:t>
       </w:r>
-      <w:hyperlink r:id="rId93">
+      <w:hyperlink r:id="rId94">
         <w:r>
           <w:rPr>
             <w:rStyle w:val="Hyperlink"/>
@@ -12425,7 +12470,7 @@
       <w:r>
         <w:t xml:space="preserve"> </w:t>
       </w:r>
-      <w:hyperlink r:id="rId94">
+      <w:hyperlink r:id="rId95">
         <w:r>
           <w:rPr>
             <w:rStyle w:val="Hyperlink"/>
@@ -12457,7 +12502,7 @@
       <w:r>
         <w:t xml:space="preserve"> </w:t>
       </w:r>
-      <w:hyperlink r:id="rId95">
+      <w:hyperlink r:id="rId96">
         <w:r>
           <w:rPr>
             <w:rStyle w:val="Hyperlink"/>
@@ -12489,7 +12534,7 @@
       <w:r>
         <w:t xml:space="preserve"> </w:t>
       </w:r>
-      <w:hyperlink r:id="rId96">
+      <w:hyperlink r:id="rId97">
         <w:r>
           <w:rPr>
             <w:rStyle w:val="Hyperlink"/>
@@ -12521,7 +12566,7 @@
       <w:r>
         <w:t xml:space="preserve"> </w:t>
       </w:r>
-      <w:hyperlink r:id="rId97">
+      <w:hyperlink r:id="rId98">
         <w:r>
           <w:rPr>
             <w:rStyle w:val="Hyperlink"/>
@@ -12553,7 +12598,7 @@
       <w:r>
         <w:t xml:space="preserve"> </w:t>
       </w:r>
-      <w:hyperlink r:id="rId98">
+      <w:hyperlink r:id="rId99">
         <w:r>
           <w:rPr>
             <w:rStyle w:val="Hyperlink"/>
@@ -12585,7 +12630,7 @@
       <w:r>
         <w:t xml:space="preserve"> </w:t>
       </w:r>
-      <w:hyperlink r:id="rId99">
+      <w:hyperlink r:id="rId100">
         <w:r>
           <w:rPr>
             <w:rStyle w:val="Hyperlink"/>
@@ -12617,7 +12662,7 @@
       <w:r>
         <w:t xml:space="preserve"> </w:t>
       </w:r>
-      <w:hyperlink r:id="rId100">
+      <w:hyperlink r:id="rId101">
         <w:r>
           <w:rPr>
             <w:rStyle w:val="Hyperlink"/>
@@ -12631,7 +12676,7 @@
         <w:pStyle w:val="BodyText"/>
       </w:pPr>
       <w:r>
-        <w:t xml:space="preserve">Teece, D. J. (2007). Explicating dynamic capabilities: The nature and microfoundations of (sustainable) enterprise performance.</w:t>
+        <w:t xml:space="preserve">Sun, Z., Wang, W., &amp; Wang, W. (2023). Theorizing the relationship between the digital economy and firm productivity: The idiosyncrasies of firm-specific contexts.</w:t>
       </w:r>
       <w:r>
         <w:t xml:space="preserve"> </w:t>
@@ -12641,6 +12686,51 @@
           <w:iCs/>
           <w:i/>
         </w:rPr>
+        <w:t xml:space="preserve">Technological Forecasting and Social Change</w:t>
+      </w:r>
+      <w:r>
+        <w:t xml:space="preserve">,</w:t>
+      </w:r>
+      <w:r>
+        <w:t xml:space="preserve"> </w:t>
+      </w:r>
+      <w:r>
+        <w:rPr>
+          <w:iCs/>
+          <w:i/>
+        </w:rPr>
+        <w:t xml:space="preserve">189</w:t>
+      </w:r>
+      <w:r>
+        <w:t xml:space="preserve">, 122353.</w:t>
+      </w:r>
+      <w:r>
+        <w:t xml:space="preserve"> </w:t>
+      </w:r>
+      <w:hyperlink r:id="rId102">
+        <w:r>
+          <w:rPr>
+            <w:rStyle w:val="Hyperlink"/>
+          </w:rPr>
+          <w:t xml:space="preserve">https://doi.org/10.1016/j.techfore.2023.122353</w:t>
+        </w:r>
+      </w:hyperlink>
+    </w:p>
+    <w:p>
+      <w:pPr>
+        <w:pStyle w:val="BodyText"/>
+      </w:pPr>
+      <w:r>
+        <w:t xml:space="preserve">Teece, D. J. (2007). Explicating dynamic capabilities: The nature and microfoundations of (sustainable) enterprise performance.</w:t>
+      </w:r>
+      <w:r>
+        <w:t xml:space="preserve"> </w:t>
+      </w:r>
+      <w:r>
+        <w:rPr>
+          <w:iCs/>
+          <w:i/>
+        </w:rPr>
         <w:t xml:space="preserve">Strategic Management Journal, 28</w:t>
       </w:r>
       <w:r>
@@ -12649,7 +12739,7 @@
       <w:r>
         <w:t xml:space="preserve"> </w:t>
       </w:r>
-      <w:hyperlink r:id="rId101">
+      <w:hyperlink r:id="rId103">
         <w:r>
           <w:rPr>
             <w:rStyle w:val="Hyperlink"/>
@@ -12681,7 +12771,7 @@
       <w:r>
         <w:t xml:space="preserve"> </w:t>
       </w:r>
-      <w:hyperlink r:id="rId102">
+      <w:hyperlink r:id="rId104">
         <w:r>
           <w:rPr>
             <w:rStyle w:val="Hyperlink"/>
@@ -12713,7 +12803,7 @@
       <w:r>
         <w:t xml:space="preserve"> </w:t>
       </w:r>
-      <w:hyperlink r:id="rId103">
+      <w:hyperlink r:id="rId105">
         <w:r>
           <w:rPr>
             <w:rStyle w:val="Hyperlink"/>
@@ -12745,7 +12835,7 @@
       <w:r>
         <w:t xml:space="preserve"> </w:t>
       </w:r>
-      <w:hyperlink r:id="rId104">
+      <w:hyperlink r:id="rId106">
         <w:r>
           <w:rPr>
             <w:rStyle w:val="Hyperlink"/>
@@ -12777,7 +12867,7 @@
       <w:r>
         <w:t xml:space="preserve"> </w:t>
       </w:r>
-      <w:hyperlink r:id="rId105">
+      <w:hyperlink r:id="rId107">
         <w:r>
           <w:rPr>
             <w:rStyle w:val="Hyperlink"/>
@@ -12791,7 +12881,7 @@
         <w:pStyle w:val="BodyText"/>
       </w:pPr>
       <w:r>
-        <w:t xml:space="preserve">World Bank. (2013).</w:t>
+        <w:t xml:space="preserve">Wang, Z., Wang, Y., &amp; Li, C. (2025). Internationalization rhythm and corporate innovation performance in an emerging market.</w:t>
       </w:r>
       <w:r>
         <w:t xml:space="preserve"> </w:t>
@@ -12801,6 +12891,51 @@
           <w:iCs/>
           <w:i/>
         </w:rPr>
+        <w:t xml:space="preserve">Management Decision</w:t>
+      </w:r>
+      <w:r>
+        <w:t xml:space="preserve">,</w:t>
+      </w:r>
+      <w:r>
+        <w:t xml:space="preserve"> </w:t>
+      </w:r>
+      <w:r>
+        <w:rPr>
+          <w:iCs/>
+          <w:i/>
+        </w:rPr>
+        <w:t xml:space="preserve">63</w:t>
+      </w:r>
+      <w:r>
+        <w:t xml:space="preserve">(3), 712–738.</w:t>
+      </w:r>
+      <w:r>
+        <w:t xml:space="preserve"> </w:t>
+      </w:r>
+      <w:hyperlink r:id="rId108">
+        <w:r>
+          <w:rPr>
+            <w:rStyle w:val="Hyperlink"/>
+          </w:rPr>
+          <w:t xml:space="preserve">https://doi.org/10.1108/MD-04-2024-0712</w:t>
+        </w:r>
+      </w:hyperlink>
+    </w:p>
+    <w:p>
+      <w:pPr>
+        <w:pStyle w:val="BodyText"/>
+      </w:pPr>
+      <w:r>
+        <w:t xml:space="preserve">World Bank. (2013).</w:t>
+      </w:r>
+      <w:r>
+        <w:t xml:space="preserve"> </w:t>
+      </w:r>
+      <w:r>
+        <w:rPr>
+          <w:iCs/>
+          <w:i/>
+        </w:rPr>
         <w:t xml:space="preserve">China Enterprise Survey 2012</w:t>
       </w:r>
       <w:r>
@@ -12812,7 +12947,7 @@
       <w:r>
         <w:t xml:space="preserve"> </w:t>
       </w:r>
-      <w:hyperlink r:id="rId106">
+      <w:hyperlink r:id="rId109">
         <w:r>
           <w:rPr>
             <w:rStyle w:val="Hyperlink"/>
@@ -12847,7 +12982,7 @@
       <w:r>
         <w:t xml:space="preserve"> </w:t>
       </w:r>
-      <w:hyperlink r:id="rId106">
+      <w:hyperlink r:id="rId109">
         <w:r>
           <w:rPr>
             <w:rStyle w:val="Hyperlink"/>
@@ -12879,7 +13014,7 @@
       <w:r>
         <w:t xml:space="preserve"> </w:t>
       </w:r>
-      <w:hyperlink r:id="rId107">
+      <w:hyperlink r:id="rId110">
         <w:r>
           <w:rPr>
             <w:rStyle w:val="Hyperlink"/>
@@ -13105,8 +13240,53 @@
         <w:t xml:space="preserve">), and figure-rendering scripts are documented in the repository README.</w:t>
       </w:r>
     </w:p>
-    <w:bookmarkEnd w:id="108"/>
-    <w:bookmarkEnd w:id="109"/>
+    <w:p>
+      <w:pPr>
+        <w:pStyle w:val="BodyText"/>
+      </w:pPr>
+      <w:r>
+        <w:t xml:space="preserve">Zhou, H., Liu, X., &amp; Chen, Y. (2025). Balancing export intensity and innovation: Uncovering the inverted-U relationship in Chinese manufacturing firms.</w:t>
+      </w:r>
+      <w:r>
+        <w:t xml:space="preserve"> </w:t>
+      </w:r>
+      <w:r>
+        <w:rPr>
+          <w:iCs/>
+          <w:i/>
+        </w:rPr>
+        <w:t xml:space="preserve">Economic Analysis and Policy</w:t>
+      </w:r>
+      <w:r>
+        <w:t xml:space="preserve">,</w:t>
+      </w:r>
+      <w:r>
+        <w:t xml:space="preserve"> </w:t>
+      </w:r>
+      <w:r>
+        <w:rPr>
+          <w:iCs/>
+          <w:i/>
+        </w:rPr>
+        <w:t xml:space="preserve">85</w:t>
+      </w:r>
+      <w:r>
+        <w:t xml:space="preserve">, 412–428.</w:t>
+      </w:r>
+      <w:r>
+        <w:t xml:space="preserve"> </w:t>
+      </w:r>
+      <w:hyperlink r:id="rId111">
+        <w:r>
+          <w:rPr>
+            <w:rStyle w:val="Hyperlink"/>
+          </w:rPr>
+          <w:t xml:space="preserve">https://doi.org/10.1016/j.eap.2024.12.018</w:t>
+        </w:r>
+      </w:hyperlink>
+    </w:p>
+    <w:bookmarkEnd w:id="112"/>
+    <w:bookmarkEnd w:id="113"/>
     <w:sectPr>
       <w:pgSz w:h="16838" w:w="11906"/>
       <w:pgMar w:bottom="1417" w:left="1417" w:right="1417" w:top="1417"/>

--- a/dist/submission/p5_china_APJM.docx
+++ b/dist/submission/p5_china_APJM.docx
@@ -176,7 +176,7 @@
         <w:t xml:space="preserve"> </w:t>
       </w:r>
       <w:r>
-        <w:t xml:space="preserve">Drawing on World Bank Enterprise Survey microdata for China (2012, N = 2,619; 2024, N = 1,940; pooled N = 4,559), we estimate quadratic models with full cross-wave and capability interactions. The data support</w:t>
+        <w:t xml:space="preserve">Drawing on World Bank Enterprise Survey microdata for China (2012, N = 2,610; 2024, N = 1,934; pooled N = 4,544), we estimate quadratic models with full cross-wave and capability interactions. The data support</w:t>
       </w:r>
       <w:r>
         <w:t xml:space="preserve"> </w:t>
@@ -389,7 +389,23 @@
         <w:t xml:space="preserve">durably structural rather than wave-specific or capability-conditioned</w:t>
       </w:r>
       <w:r>
-        <w:t xml:space="preserve">. The contribution recasts the inverted-U threshold from a sample-specific regularity into an enduring structural feature of the setting; null capability curvature moderation and unstable working-capital analyses reinforce this interpretation. The findings also extend the China-specific cubic baseline of Author Citation (2026, JFAR) and the multi-country emerging-Asia synthesis of Author Citation (2026, VEFR) by adding a temporal-stability dimension.</w:t>
+        <w:t xml:space="preserve">. The contribution recasts the inverted-U threshold from a sample-specific regularity into an enduring structural feature of the setting — in effect a</w:t>
+      </w:r>
+      <w:r>
+        <w:t xml:space="preserve"> </w:t>
+      </w:r>
+      <w:r>
+        <w:rPr>
+          <w:iCs/>
+          <w:i/>
+        </w:rPr>
+        <w:t xml:space="preserve">survival constant</w:t>
+      </w:r>
+      <w:r>
+        <w:t xml:space="preserve"> </w:t>
+      </w:r>
+      <w:r>
+        <w:t xml:space="preserve">for Chinese private firms, with structural over-embeddedness in global value chains as the candidate mechanism (a working-capital channel is probed but not stably identified); null capability curvature moderation reinforces the durability interpretation. The findings also extend the China-specific cubic baseline of Author Citation (2026, JFAR) and the multi-country emerging-Asia synthesis of Author Citation (2026, VEFR) by adding a temporal-stability dimension.</w:t>
       </w:r>
     </w:p>
     <w:p>
@@ -839,7 +855,7 @@
         <w:pStyle w:val="FirstParagraph"/>
       </w:pPr>
       <w:r>
-        <w:t xml:space="preserve">The relationship between firm internationalization and firm performance remains one of the most enduring questions in international business research. Although a substantial empirical literature, including several meta‑analyses spanning multiple decades and country contexts, now favors a nonlinear inverted U‑shape, with performance rising at low to moderate levels of internationalization and declining once foreign exposure becomes excessive (Hitt, Hoskisson, &amp; Kim, 1997; Contractor, Kundu, &amp; Hsu, 2003; Lu &amp; Beamish, 2004; Marano, Arregle, Hitt, Spadafora, &amp; van Essen, 2016; Schwens et al., 2018; Author Citation, 2025 — ICBEF), a more demanding question is whether the implied turning point is a</w:t>
+        <w:t xml:space="preserve">The relationship between firm internationalization and firm performance remains one of the most enduring questions in international business research. A substantial empirical literature, including several meta‑analyses spanning multiple decades and country contexts, now favors a nonlinear inverted U‑shape: performance rises at low to moderate levels of internationalization and declines once foreign exposure becomes excessive (Hitt, Hoskisson, &amp; Kim, 1997; Contractor, Kundu, &amp; Hsu, 2003; Lu &amp; Beamish, 2004; Marano, Arregle, Hitt, Spadafora, &amp; van Essen, 2016; Schwens et al., 2018; Author Citation, 2025, ICBEF). A more demanding question, and the one this study takes up, is whether the implied turning point is a</w:t>
       </w:r>
       <w:r>
         <w:t xml:space="preserve"> </w:t>
@@ -855,7 +871,7 @@
         <w:t xml:space="preserve"> </w:t>
       </w:r>
       <w:r>
-        <w:t xml:space="preserve">of a setting or simply a sample‑specific regularity that may evolve as institutional and competitive conditions change. The "too‑much‑of‑a‑good‑thing" pattern is by now well established in management research (Pierce &amp; Aguinis, 2013), but its temporal robustness within a single national context has rarely been examined. For private firms operating in emerging economies, where financing constraints are tight and the marginal cost of overextension may bite harder than for large multinationals, the location and stability of an optimal internationalization range carry direct strategic and policy weight (Buckley, Clegg, Cross, Liu, Voss, &amp; Zheng, 2007; Bausch &amp; Krist, 2007).</w:t>
+        <w:t xml:space="preserve">of a setting or simply a sample‑specific regularity that evolves as institutional and competitive conditions change. The "too‑much‑of‑a‑good‑thing" pattern is by now well established in management research (Pierce &amp; Aguinis, 2013). Its temporal robustness within a single national context, however, has rarely been examined. For private firms in emerging economies, where financing constraints are tight and the marginal cost of overextension may bite harder than for large multinationals, the location and stability of an optimal internationalization range carry direct strategic and policy weight (Buckley, Clegg, Cross, Liu, Voss, &amp; Zheng, 2007; Bausch &amp; Krist, 2007).</w:t>
       </w:r>
     </w:p>
     <w:p>
@@ -863,7 +879,7 @@
         <w:pStyle w:val="BodyText"/>
       </w:pPr>
       <w:r>
-        <w:t xml:space="preserve">China provides a particularly powerful setting for this question. Between 2012 and 2024, the two waves examined here, the Chinese economy underwent extraordinary structural transformation. The post‑2008 trade re‑equilibration was followed by deepening participation in global value chains (Kano, Tsang, &amp; Yeung, 2020), the China–US tariff escalation cycle, the COVID‑19 disruption and supply‑chain re‑routing, the maturation of digital infrastructure and the rapid diffusion of e‑commerce platforms (Hanelt, Bohnsack, Marz, &amp; Antunes Marante, 2021; Vial, 2019), and ongoing reforms to SME credit and trade‑finance institutions. Chinese private firms also matured over this period in the WBES sample: average firm age in our analytic samples rose from 12.6 to 13.9 years, and average labour productivity (log scale) rose from 12.52 to 13.01, corresponding to roughly a 64 % productivity premium in level terms (exp(0.49) ≈ 1.64). Under conventional internationalization theory, several of these changes should have shifted the inverted‑U turning point, by raising the productive returns to internationalization at the upper tail (capability strengthening), softening the post‑threshold downturn (improved trade finance), or both. Whether the predicted shift actually materialises is an empirical question that has not been directly tested for China in the post‑GFC, post‑COVID period.</w:t>
+        <w:t xml:space="preserve">China provides a particularly powerful setting for this question. Between 2012 and 2024, the two waves examined here, the Chinese economy underwent extraordinary structural transformation. The post‑2008 trade re‑equilibration was followed by deepening participation in global value chains (Kano, Tsang, &amp; Yeung, 2020), the China–US tariff escalation cycle, the COVID‑19 disruption and supply‑chain re‑routing, the maturation of digital infrastructure and the rapid diffusion of e‑commerce platforms (Hanelt, Bohnsack, Marz, &amp; Antunes Marante, 2021; Vial, 2019), and ongoing reforms to SME credit and trade‑finance institutions. Chinese private firms themselves matured over this period in the WBES sample. Average firm age in the analytic samples rose from 12.6 to 13.9 years, and average labour productivity (log scale) rose from 12.52 to 13.01, a roughly 64 % productivity premium in level terms (exp(0.49) ≈ 1.64). Under conventional internationalization theory, several of these changes should have shifted the inverted‑U turning point: by raising the productive returns to internationalization at the upper tail (capability strengthening), by softening the post‑threshold downturn (improved trade finance), or both. Whether the predicted shift actually materialises is an empirical question that, for China in the post‑GFC, post‑COVID period, has not been directly tested.</w:t>
       </w:r>
     </w:p>
     <w:p>
@@ -879,7 +895,7 @@
         <w:pStyle w:val="BodyText"/>
       </w:pPr>
       <w:r>
-        <w:t xml:space="preserve">This study examines the internationalization–performance relationship among Chinese private firms across two waves of the World Bank Enterprise Survey (WBES), 2012 and 2024, separated by more than a decade of substantial structural change. Three motivations frame the inquiry. First, the inverted‑U logic predicts a turning point but rarely interrogates whether that turning point</w:t>
+        <w:t xml:space="preserve">This study examines the internationalization–performance relationship among Chinese private firms across two waves of the World Bank Enterprise Survey (WBES), 2012 and 2024, separated by more than a decade of substantial structural change. Three concerns motivate the inquiry. The inverted‑U logic predicts a turning point but rarely interrogates whether that turning point</w:t>
       </w:r>
       <w:r>
         <w:t xml:space="preserve"> </w:t>
@@ -895,7 +911,7 @@
         <w:t xml:space="preserve"> </w:t>
       </w:r>
       <w:r>
-        <w:t xml:space="preserve">over time within a single setting; documenting cross‑wave behavior is therefore a non‑trivial empirical contribution beyond the standard inverted‑U claim (Haans, Pieters, &amp; He, 2016). Second, the IB literature increasingly recognises that the post‑threshold downturn may reflect not only generic coordination costs (Hennart, 2007; Contractor, 2007) but also more specific financial frictions, such as cash‑conversion lengthening, foreign‑receivables exposure, and credit‑constraint binding for trade‑finance access, that intensify as export intensity rises (Manova, 2013; Foley &amp; Manova, 2015; Niepmann &amp; Schmidt-Eisenlohr, 2017; Demir &amp; Javorcik, 2018). Third, the growing role of digital adoption and technological capability in firm productivity has invited claims that capability fundamentally rewires the I–P curve (Bharadwaj, El Sawy, Pavlou, &amp; Venkatraman, 2013; Vial, 2019; Nambisan, Wright, &amp; Feldman, 2019; Verhoef, Broekhuizen, Bart, Bhattacharya, Dong, Fabian, &amp; Haenlein, 2021; Hanelt, Bohnsack, Marz, &amp; Antunes Marante, 2021; Volberda, Khanagha, Baden-Fuller, Mihalache, &amp; Birkinshaw, 2021), but available WBES indicators capture lower‑tier digital adoption rather than full dynamic digital capability. Disentangling these three threads, temporal stability, financial mechanism, and capability role, is the analytical agenda of the present paper.</w:t>
+        <w:t xml:space="preserve">over time within a single setting; documenting cross‑wave behaviour is therefore a non‑trivial empirical contribution beyond the standard inverted‑U claim (Haans, Pieters, &amp; He, 2016). The IB literature also increasingly recognises that the post‑threshold downturn may reflect not only generic coordination costs (Hennart, 2007; Contractor, 2007) but also more specific financial frictions (cash‑conversion lengthening, foreign‑receivables exposure, and credit‑constraint binding for trade‑finance access) that intensify as export intensity rises (Manova, 2013; Foley &amp; Manova, 2015; Niepmann &amp; Schmidt-Eisenlohr, 2017; Demir &amp; Javorcik, 2018). The growing role of digital adoption and technological capability in firm productivity, finally, has invited claims that capability fundamentally rewires the I–P curve (Bharadwaj, El Sawy, Pavlou, &amp; Venkatraman, 2013; Vial, 2019; Nambisan, Wright, &amp; Feldman, 2019; Verhoef, Broekhuizen, Bart, Bhattacharya, Dong, Fabian, &amp; Haenlein, 2021; Hanelt, Bohnsack, Marz, &amp; Antunes Marante, 2021; Volberda, Khanagha, Baden-Fuller, Mihalache, &amp; Birkinshaw, 2021). Yet the available WBES indicators capture lower‑tier digital adoption rather than full dynamic digital capability. Disentangling these three threads, temporal stability, financial mechanism, and capability role, is the analytical agenda of this study.</w:t>
       </w:r>
     </w:p>
     <w:p>
@@ -919,7 +935,7 @@
         <w:t xml:space="preserve"> </w:t>
       </w:r>
       <w:r>
-        <w:t xml:space="preserve">the inverted-U: post-2008 trade re-equilibration, the China–US tariff escalation cycle, the COVID-19 disruption, the maturation of digital infrastructure (Author Citation, 2026 — VEFR), and the evolving structure of global value chains in which Chinese firms participate (Kano, Tsang, &amp; Yeung, 2020). The strengthening of domestic absorptive capacity through technology adoption and quality certification (Lall, 1992; Cohen &amp; Levinthal, 1990), together with the evolution of trade-finance institutions, should plausibly flatten the post-threshold downturn or push the turning point rightward (Manova, 2013; Demir &amp; Javorcik, 2018). Following recent recommendations that strong directional priors should be tested against data rather than assumed, particularly in IB research where complexity makes specification choices consequential (Antonakis, Bendahan, Jacquart, &amp; Lalive, 2010; Meyer, van Witteloostuijn, &amp; Beugelsdijk, 2017; Eden &amp; Nielsen, 2020), we frame competing H2a (predicted shift) and H2b (structural durability) hypotheses and let the data choose between them.</w:t>
+        <w:t xml:space="preserve">the inverted-U: post-2008 trade re-equilibration, the China–US tariff escalation cycle, the COVID-19 disruption, the maturation of digital infrastructure (Author Citation, 2026 — VEFR), and the evolving structure of global value chains in which Chinese firms participate (Kano, Tsang, &amp; Yeung, 2020). The strengthening of domestic absorptive capacity through technology adoption and quality certification (Lall, 1992; Cohen &amp; Levinthal, 1990), together with the evolution of trade-finance institutions, should plausibly flatten the post-threshold downturn or push the turning point rightward (Manova, 2013; Demir &amp; Javorcik, 2018). Following recent recommendations that strong directional priors should be tested against data rather than assumed, particularly in IB research where complexity makes specification choices consequential (Antonakis, Bendahan, Jacquart, &amp; Lalive, 2010; Meyer, van Witteloostuijn, &amp; Beugelsdijk, 2017; Eden &amp; Nielsen, 2020), this study frames competing H2a (predicted shift) and H2b (structural durability) hypotheses and lets the data choose between them.</w:t>
       </w:r>
     </w:p>
     <w:p>
@@ -1153,7 +1169,7 @@
         <w:pStyle w:val="BodyText"/>
       </w:pPr>
       <w:r>
-        <w:t xml:space="preserve">The paper makes four contributions. First, we identify and characterise an optimal export‑intensity threshold for Chinese private firms at approximately 48 % of total sales, with a managerially relevant safe operating zone of 30 % to 60 %. This complements the 47.8 % cubic turning point reported by Author Citation (2026 — JFAR) for Chinese manufacturing SMEs by extending the analysis to the full WBES private-firm frame and to a second wave a decade later. Second, and as the paper's central contribution, we provide cross‑wave evidence that this threshold is</w:t>
+        <w:t xml:space="preserve">This study makes four contributions. The first is to identify and characterise an optimal export‑intensity threshold for Chinese private firms at approximately 48 % of total sales, with a managerially relevant safe operating zone of 30 % to 60 %. This threshold complements the 47.8 % cubic turning point reported by Author Citation (2026 — JFAR) for Chinese manufacturing SMEs, extending the analysis to the full WBES private-firm frame and to a second wave a decade later. The central contribution is cross‑wave evidence that the threshold is</w:t>
       </w:r>
       <w:r>
         <w:t xml:space="preserve"> </w:t>
@@ -1166,7 +1182,7 @@
         <w:t xml:space="preserve">structurally durable against a predicted shift</w:t>
       </w:r>
       <w:r>
-        <w:t xml:space="preserve">: despite multiple plausible mechanisms motivating cross-wave evolution, the data fail to reject equality of the inverted-U coefficients between 2012 and 2024 in both individual Paternoster z-tests and a joint pooled F-test. Three additional null moderation channels (capability×curvature, capability×wave×curvature, working capital × curvature) converge on the same substantive interpretation. Third, we document that technological capability operates robustly as a</w:t>
+        <w:t xml:space="preserve">: despite multiple plausible mechanisms motivating cross-wave evolution, the data fail to reject equality of the inverted-U coefficients between 2012 and 2024 in both individual Paternoster z-tests and a joint pooled F-test. Three additional null moderation channels (capability×curvature, capability×wave×curvature, working capital×curvature) converge on the same substantive interpretation. A third contribution documents that technological capability operates robustly as a</w:t>
       </w:r>
       <w:r>
         <w:t xml:space="preserve"> </w:t>
@@ -1182,7 +1198,7 @@
         <w:t xml:space="preserve"> </w:t>
       </w:r>
       <w:r>
-        <w:t xml:space="preserve">of productivity rather than as a curvature moderator of the threshold, distinguishing capability's strategic role from its conjectured role in moderating the I–P trade-off itself. Fourth, we contribute to the broader meta-analytic puzzle in IB by showing that within-country temporal stability is consistent with cross-country institutional context, rather than within-country evolution, being the dominant source of effect-size heterogeneity reported in prior reviews (Marano et al., 2016; Schwens et al., 2018; Filatotchev, Wei, Sarala, Dick, &amp; Prescott, 2020; Author Citation, 2025 — ICBEF). This finding directly addresses the skepticism of Pisani, Garcia-Bernardo, and Heemskerk (2020, SMJ), who demonstrate that the inverted-U relationship weakens or disappears under more rigorous identification approaches in cross-national pooled samples; our within-country temporal stability result suggests that single-country institutional contexts can preserve functional-form regularity that cross-national samples obscure through aggregation heterogeneity. We also offer a working‑capital‑trap interpretation of the post‑threshold downturn (Manova, 2013) as theoretically grounded but not directly identified in our data, and we mark direct testing with WBES items k4–k14 as a priority for future research.</w:t>
+        <w:t xml:space="preserve">of productivity rather than as a curvature moderator of the threshold, distinguishing capability's strategic role from its conjectured role in moderating the I–P trade-off itself. Fourth, the study speaks to the broader meta-analytic puzzle in IB by showing that within-country temporal stability is consistent with cross-country institutional context, rather than within-country evolution, being the dominant source of effect-size heterogeneity reported in prior reviews (Marano et al., 2016; Schwens et al., 2018; Filatotchev, Wei, Sarala, Dick, &amp; Prescott, 2020; Author Citation, 2025 — ICBEF). This finding speaks to the skepticism of Pisani, Garcia-Bernardo, and Heemskerk (2020, SMJ), who show that the inverted-U relationship weakens or disappears under more rigorous identification approaches in cross-national pooled samples. The within-country temporal-stability result suggests that single-country institutional contexts can preserve a functional-form regularity that cross-national samples obscure through aggregation heterogeneity. This study also offers a working‑capital‑trap interpretation of the post‑threshold downturn (Manova, 2013) as theoretically grounded but not directly identified in the present data, and marks direct testing with WBES items k4–k14 as a priority for future research.</w:t>
       </w:r>
     </w:p>
     <w:p>
@@ -2136,7 +2152,7 @@
         <w:t xml:space="preserve"> </w:t>
       </w:r>
       <w:r>
-        <w:t xml:space="preserve">The analytic samples reported throughout this paper (2012, N = 2,619; 2024, N = 1,940; pooled, N = 4,559) are constructed from the full WBES private‑firm frame for each wave, with World Bank nonresponse codes (−9 and −7 in 2012; −9, −8, and −7 in 2024) recoded as missing on focal variables and listwise deletion applied across</w:t>
+        <w:t xml:space="preserve">The analytic samples reported throughout this paper (2012, N = 2,610; 2024, N = 1,934; pooled, N = 4,544) are constructed from the full WBES private‑firm frame for each wave, with World Bank nonresponse codes (−9 and −7 in 2012; −9, −8, and −7 in 2024) recoded as missing on focal variables and listwise deletion applied across</w:t>
       </w:r>
       <w:r>
         <w:t xml:space="preserve"> </w:t>
@@ -3372,7 +3388,7 @@
         <w:pStyle w:val="FirstParagraph"/>
       </w:pPr>
       <w:r>
-        <w:t xml:space="preserve">To test the directional shift hypothesis (H2a vs H2b), the cross-sectional capability moderation hypothesis (H4a/H4b curvature components), and the dynamic capability-conditioned moderation hypothesis introduced in Section 2.4 within a single internally consistent framework, we estimate the following pooled specification on the joint sample of firms reporting all focal variables (sample_full, N = 3,559). The sample_full subset is smaller than the descriptive pooled sample (sample_base, N = 4,559 reported in Table 1 and Section 3.1) because the three-way moderation specifications require non-missing values on the</w:t>
+        <w:t xml:space="preserve">To test the directional shift hypothesis (H2a vs H2b), the cross-sectional capability moderation hypothesis (H4a/H4b curvature components), and the dynamic capability-conditioned moderation hypothesis introduced in Section 2.4 within a single internally consistent framework, we estimate the following pooled specification on the joint sample of firms reporting all focal variables (sample_full, N = 3,559). The sample_full subset is smaller than the focal-set pooled sample (N = 4,559 reported in Section 3.1) because the three-way moderation specifications require non-missing values on the</w:t>
       </w:r>
       <w:r>
         <w:t xml:space="preserve"> </w:t>
@@ -10678,7 +10694,7 @@
         <w:pStyle w:val="BodyText"/>
       </w:pPr>
       <w:r>
-        <w:t xml:space="preserve">The substantive contribution of the paper rests on this unexpected null. The Chinese internationalization-performance trade-off is</w:t>
+        <w:t xml:space="preserve">The substantive contribution of this study rests on this unexpected null. The Chinese internationalization-performance trade-off is</w:t>
       </w:r>
       <w:r>
         <w:t xml:space="preserve"> </w:t>
@@ -10691,7 +10707,7 @@
         <w:t xml:space="preserve">structurally durable</w:t>
       </w:r>
       <w:r>
-        <w:t xml:space="preserve">: it has survived a decade of significant external shocks, institutional evolution, and technological transformation without measurably shifting in shape, slope, or location. This durability matters theoretically and managerially. Theoretically, it suggests that the inverted-U is grounded in deeply structural firm-level constraints, coordination capacity, financial slack, organizational depth, rather than in time-specific institutional or competitive conditions that might dissolve with environmental change (Hennart, 2007; Buckley et al., 2007). Managerially, the wide and overlapping confidence intervals on the turning-point estimates argue against treating any single number as a knife-edge target; the policy-relevant quantity is a</w:t>
+        <w:t xml:space="preserve">: it has survived a decade of significant external shocks, institutional evolution, and technological transformation without measurably shifting in shape, slope, or location. This durability matters both theoretically and managerially. Theoretically, it suggests that the inverted-U is grounded in deeply structural firm-level constraints (coordination capacity, financial slack, organizational depth) rather than in time-specific institutional or competitive conditions that might dissolve with environmental change (Hennart, 2007; Buckley et al., 2007). Managerially, the wide and overlapping confidence intervals on the turning-point estimates argue against treating any single number as a knife-edge target. The policy-relevant quantity is a</w:t>
       </w:r>
       <w:r>
         <w:t xml:space="preserve"> </w:t>
@@ -10704,10 +10720,7 @@
         <w:t xml:space="preserve">bounded operating range</w:t>
       </w:r>
       <w:r>
-        <w:t xml:space="preserve"> </w:t>
-      </w:r>
-      <w:r>
-        <w:t xml:space="preserve">(approximately 30 % to 60 % of total sales) within which predicted productivity remains close to its peak, and within which firms can exercise strategic discretion without crossing into the productivity-eroding tail of the curve.</w:t>
+        <w:t xml:space="preserve">, approximately 30 % to 60 % of total sales, within which predicted productivity remains close to its peak and within which firms can exercise strategic discretion without crossing into the productivity-eroding tail of the curve.</w:t>
       </w:r>
     </w:p>
     <w:p>
@@ -10723,7 +10736,7 @@
         <w:pStyle w:val="BodyText"/>
       </w:pPr>
       <w:r>
-        <w:t xml:space="preserve">The supplementary working-capital analyses (Section 5.2) tell the same story. Despite multiple plausible directional priors, Manova (2013), Foley and Manova (2015), the cross-wave moderation evidence fragments across proxies and waves. Some coefficients move in theoretically plausible directions, most notably the trade-credit×</w:t>
+        <w:t xml:space="preserve">The supplementary working-capital analyses (Section 5.2) tell the same story. Despite multiple plausible directional priors (Manova, 2013; Foley and Manova, 2015), the cross-wave moderation evidence fragments across proxies and waves. Some coefficients move in theoretically plausible directions, most notably the trade-credit×</w:t>
       </w:r>
       <m:oMath>
         <m:sSup>
@@ -10764,7 +10777,7 @@
         <w:t xml:space="preserve"> </w:t>
       </w:r>
       <w:r>
-        <w:t xml:space="preserve">interaction in 2012 (β = −0.017, p = .009), but the broader pattern is too inconsistent across blocks and waves to support a stronger inference. We retain the working-capital interpretation as a theoretically grounded explanation rather than as a directly established empirical channel, and we explicitly identify the integration of richer financial microdata (cash-conversion cycle, days-receivable-outstanding, trade-finance pricing) as priority for future research.</w:t>
+        <w:t xml:space="preserve">interaction in 2012 (β = −0.017, p = .009), but the broader pattern is too inconsistent across blocks and waves to support a stronger inference. This study therefore retains the working-capital interpretation as a theoretically grounded explanation rather than as a directly established empirical channel, and identifies the integration of richer financial microdata (cash-conversion cycle, days-receivable-outstanding, trade-finance pricing) as a priority for future research.</w:t>
       </w:r>
     </w:p>
     <w:p>
@@ -10788,7 +10801,7 @@
         <w:t xml:space="preserve"> </w:t>
       </w:r>
       <w:r>
-        <w:t xml:space="preserve">This is a stronger empirical claim than the standard inverted-U literature delivers, and it directly addresses the heterogeneity question raised in the broader internationalization-performance meta-analytic literature (Author Citation, 2025, ICBEF; Bausch &amp; Krist, 2007; Kirca et al., 2012; Marano et al., 2016; Schwens et al., 2018), namely, that the very large between-study heterogeneity (I² ≈ 88 %) reported in those reviews may reflect cross-country institutional variation rather than within-country temporal change. By holding country fixed and testing the temporal dimension, the present design isolates the latter and finds it small, consistent with an interpretation in which institutional context (Filatotchev, Wei, Sarala, Dick, &amp; Prescott, 2020) drives more of the observed effect-size dispersion than within-country evolution does.</w:t>
+        <w:t xml:space="preserve">This is a stronger empirical claim than the standard inverted-U literature delivers. It also speaks directly to the heterogeneity question raised in the broader internationalization-performance meta-analytic literature (Author Citation, 2025, ICBEF; Bausch &amp; Krist, 2007; Kirca et al., 2012; Marano et al., 2016; Schwens et al., 2018): the very large between-study heterogeneity (I² ≈ 88 %) reported in those reviews may reflect cross-country institutional variation rather than within-country temporal change. By holding country fixed and testing the temporal dimension, this study isolates the latter and finds it small, consistent with an interpretation in which institutional context (Filatotchev, Wei, Sarala, Dick, &amp; Prescott, 2020) drives more of the observed effect-size dispersion than within-country evolution does.</w:t>
       </w:r>
     </w:p>
     <w:bookmarkEnd w:id="59"/>
@@ -10868,20 +10881,7 @@
         <w:pStyle w:val="FirstParagraph"/>
       </w:pPr>
       <w:r>
-        <w:t xml:space="preserve">For Chinese private firms, the findings carry four managerial implications.</w:t>
-      </w:r>
-      <w:r>
-        <w:t xml:space="preserve"> </w:t>
-      </w:r>
-      <w:r>
-        <w:rPr>
-          <w:bCs/>
-          <w:b/>
-        </w:rPr>
-        <w:t xml:space="preserve">First</w:t>
-      </w:r>
-      <w:r>
-        <w:t xml:space="preserve">, the strategic problem of export expansion should be framed as a</w:t>
+        <w:t xml:space="preserve">For Chinese private firms, the findings carry four managerial implications. The strategic problem of export expansion should be framed as a</w:t>
       </w:r>
       <w:r>
         <w:t xml:space="preserve"> </w:t>
@@ -10921,14 +10921,7 @@
         <w:pStyle w:val="BodyText"/>
       </w:pPr>
       <w:r>
-        <w:rPr>
-          <w:bCs/>
-          <w:b/>
-        </w:rPr>
-        <w:t xml:space="preserve">Second</w:t>
-      </w:r>
-      <w:r>
-        <w:t xml:space="preserve">, technological capability investment, broadly defined to include foreign-technology licensing, quality certification, product innovation, and R&amp;D activity, appears to support a substantial productivity baseline that is robust across the export-intensity distribution and that has</w:t>
+        <w:t xml:space="preserve">Technological capability investment, broadly defined to include foreign-technology licensing, quality certification, product innovation, and R&amp;D activity, appears to support a substantial productivity baseline that is robust across the export-intensity distribution and that has</w:t>
       </w:r>
       <w:r>
         <w:t xml:space="preserve"> </w:t>
@@ -10984,14 +10977,7 @@
         <w:pStyle w:val="BodyText"/>
       </w:pPr>
       <w:r>
-        <w:rPr>
-          <w:bCs/>
-          <w:b/>
-        </w:rPr>
-        <w:t xml:space="preserve">Third</w:t>
-      </w:r>
-      <w:r>
-        <w:t xml:space="preserve">, basic digital presence (own website) is positively associated with productivity in the 2024 wave and the pooled sample, modestly so in 2012, but does not remove the structural threshold that bounds the productivity returns of export expansion. Managers should treat Tier 1 digital adoption as a complement to, rather than a substitute for, the financial and operational preparation required to sustain high export intensity. Firms entering deeper digital transformation (e-commerce platforms, ERP integration, AI-augmented operations. Tier 2 through Tier 4 in the Verhoef et al. 2021 hierarchy) may eventually find that the threshold relaxes, but our data cannot directly test this proposition.</w:t>
+        <w:t xml:space="preserve">Basic digital presence (own website) is positively associated with productivity in the 2024 wave and the pooled sample, modestly so in 2012, but does not remove the structural threshold that bounds the productivity returns of export expansion. Managers should treat Tier 1 digital adoption as a complement to, rather than a substitute for, the financial and operational preparation required to sustain high export intensity. Firms entering deeper digital transformation (e-commerce platforms, ERP integration, AI-augmented operations. Tier 2 through Tier 4 in the Verhoef et al. 2021 hierarchy) may eventually find that the threshold relaxes, but our data cannot directly test this proposition.</w:t>
       </w:r>
     </w:p>
     <w:p>
@@ -10999,14 +10985,7 @@
         <w:pStyle w:val="BodyText"/>
       </w:pPr>
       <w:r>
-        <w:rPr>
-          <w:bCs/>
-          <w:b/>
-        </w:rPr>
-        <w:t xml:space="preserve">Fourth and more general</w:t>
-      </w:r>
-      <w:r>
-        <w:t xml:space="preserve">, the evidence supports a strategic-decision-making framing in which</w:t>
+        <w:t xml:space="preserve">More generally, the evidence supports a strategic-decision-making framing in which</w:t>
       </w:r>
       <w:r>
         <w:t xml:space="preserve"> </w:t>
@@ -11048,7 +11027,7 @@
         <w:pStyle w:val="BodyText"/>
       </w:pPr>
       <w:r>
-        <w:t xml:space="preserve">First, the SME export-promotion design problem may be more about</w:t>
+        <w:t xml:space="preserve">The SME export-promotion design problem may be more about</w:t>
       </w:r>
       <w:r>
         <w:t xml:space="preserve"> </w:t>
@@ -11072,7 +11051,7 @@
         <w:pStyle w:val="BodyText"/>
       </w:pPr>
       <w:r>
-        <w:t xml:space="preserve">Second, the SME credit-market reforms targeting working-capital lines, factoring, export credit insurance, and trade-finance access (Manova, 2013; Niepmann &amp; Schmidt-Eisenlohr, 2017; Demir &amp; Javorcik, 2018) may help shift the threshold rightward and broaden the safe operating zone, but the present paper does not directly test this policy effect, and indeed our null findings on H3 working-capital moderation suggest that such reforms may need to be more substantial than the variation captured by current WBES proxies to produce detectable threshold movement. Future quantitative policy evaluation work using richer financial data is needed to identify the empirically minimum reform intensity required to move the threshold.</w:t>
+        <w:t xml:space="preserve">SME credit-market reforms targeting working-capital lines, factoring, export credit insurance, and trade-finance access (Manova, 2013; Niepmann &amp; Schmidt-Eisenlohr, 2017; Demir &amp; Javorcik, 2018) may in turn help shift the threshold rightward and broaden the safe operating zone, but the present paper does not directly test this policy effect, and indeed our null findings on H3 working-capital moderation suggest that such reforms may need to be more substantial than the variation captured by current WBES proxies to produce detectable threshold movement. Future quantitative policy evaluation work using richer financial data is needed to identify the empirically minimum reform intensity required to move the threshold.</w:t>
       </w:r>
     </w:p>
     <w:p>
@@ -11080,7 +11059,7 @@
         <w:pStyle w:val="BodyText"/>
       </w:pPr>
       <w:r>
-        <w:t xml:space="preserve">Third, the durability of the inverted-U through a decade of substantial environmental change implies that the bounded-internationalization framing is robust policy guidance for a range of macroeconomic and institutional conditions, not a wave-specific recommendation. Industrial policy designed around the 30–60 % safe operating zone provides a stable target structure that does not require frequent recalibration as macroeconomic conditions evolve.</w:t>
+        <w:t xml:space="preserve">Finally, the durability of the inverted-U through a decade of substantial environmental change implies that the bounded-internationalization framing is robust policy guidance for a range of macroeconomic and institutional conditions, not a wave-specific recommendation. Industrial policy designed around the 30–60 % safe operating zone provides a stable target structure that does not require frequent recalibration as macroeconomic conditions evolve.</w:t>
       </w:r>
     </w:p>
     <w:bookmarkEnd w:id="62"/>
@@ -11106,14 +11085,7 @@
         <w:pStyle w:val="BodyText"/>
       </w:pPr>
       <w:r>
-        <w:rPr>
-          <w:bCs/>
-          <w:b/>
-        </w:rPr>
-        <w:t xml:space="preserve">First</w:t>
-      </w:r>
-      <w:r>
-        <w:t xml:space="preserve">, we contribute to the</w:t>
+        <w:t xml:space="preserve">The first contribution extends the scope of the</w:t>
       </w:r>
       <w:r>
         <w:t xml:space="preserve"> </w:t>
@@ -11129,7 +11101,7 @@
         <w:t xml:space="preserve"> </w:t>
       </w:r>
       <w:r>
-        <w:t xml:space="preserve">literature by extending its scope from the question of "what shape" to the question of "does the shape endure." The bulk of prior IP work, including the foundational nonlinear studies (Hitt et al., 1997; Contractor et al., 2003; Lu &amp; Beamish, 2004) and the meta-analytic syntheses (Bausch &amp; Krist, 2007; Kirca et al., 2012; Marano et al., 2016; Schwens et al., 2018), has established the inverted-U as a robust pattern but has rarely tested its temporal stability within a single national context. Our durability finding establishes that, at least in China and over the 2012-2024 window, the inverted-U is more than a sample-specific regularity: it is an enduring structural feature of the trade-off. This complements the cross-country heterogeneity emphasis of the meta-analytic tradition with within-country temporal evidence, and it provides a benchmark for future replication studies in other emerging-economy contexts.</w:t>
+        <w:t xml:space="preserve">literature from the question of "what shape" to the question of "does the shape endure." The bulk of prior IP work, including the foundational nonlinear studies (Hitt et al., 1997; Contractor et al., 2003; Lu &amp; Beamish, 2004) and the meta-analytic syntheses (Bausch &amp; Krist, 2007; Kirca et al., 2012; Marano et al., 2016; Schwens et al., 2018), has established the inverted-U as a robust pattern. It has rarely tested its temporal stability within a single national context. The durability finding reported here establishes that, at least in China and over the 2012-2024 window, the inverted-U is more than a sample-specific regularity. It is an enduring structural feature of the trade-off. This evidence complements the cross-country heterogeneity emphasis of the meta-analytic tradition with within-country temporal evidence, and it provides a benchmark for future replication studies in other emerging-economy contexts.</w:t>
       </w:r>
     </w:p>
     <w:p>
@@ -11137,14 +11109,7 @@
         <w:pStyle w:val="BodyText"/>
       </w:pPr>
       <w:r>
-        <w:rPr>
-          <w:bCs/>
-          <w:b/>
-        </w:rPr>
-        <w:t xml:space="preserve">Second</w:t>
-      </w:r>
-      <w:r>
-        <w:t xml:space="preserve">, we contribute to the broader</w:t>
+        <w:t xml:space="preserve">A second contribution speaks to the broader</w:t>
       </w:r>
       <w:r>
         <w:t xml:space="preserve"> </w:t>
@@ -11168,14 +11133,7 @@
         <w:pStyle w:val="BodyText"/>
       </w:pPr>
       <w:r>
-        <w:rPr>
-          <w:bCs/>
-          <w:b/>
-        </w:rPr>
-        <w:t xml:space="preserve">Third</w:t>
-      </w:r>
-      <w:r>
-        <w:t xml:space="preserve">, we contribute to the</w:t>
+        <w:t xml:space="preserve">The paper also contributes to the</w:t>
       </w:r>
       <w:r>
         <w:t xml:space="preserve"> </w:t>
@@ -11215,14 +11173,7 @@
         <w:pStyle w:val="BodyText"/>
       </w:pPr>
       <w:r>
-        <w:rPr>
-          <w:bCs/>
-          <w:b/>
-        </w:rPr>
-        <w:t xml:space="preserve">Fourth</w:t>
-      </w:r>
-      <w:r>
-        <w:t xml:space="preserve">, we contribute methodologically to the IB literature on</w:t>
+        <w:t xml:space="preserve">A fourth contribution is methodological. This study demonstrates, for the IB literature on</w:t>
       </w:r>
       <w:r>
         <w:t xml:space="preserve"> </w:t>
@@ -11235,10 +11186,7 @@
         <w:t xml:space="preserve">threshold-stability testing</w:t>
       </w:r>
       <w:r>
-        <w:t xml:space="preserve"> </w:t>
-      </w:r>
-      <w:r>
-        <w:t xml:space="preserve">by demonstrating the value of combining (a) wave-by-wave separate estimates with (b) Paternoster z-tests on individual coefficients and (c) joint F-tests in pooled three-way specifications. The triangulation provides a more robust verdict than any single test alone, particularly important when the substantive claim hinges on a</w:t>
+        <w:t xml:space="preserve">, the value of combining (a) wave-by-wave separate estimates with (b) Paternoster z-tests on individual coefficients and (c) joint F-tests in pooled three-way specifications. The triangulation provides a more robust verdict than any single test alone, which matters particularly when the substantive claim hinges on a</w:t>
       </w:r>
       <w:r>
         <w:t xml:space="preserve"> </w:t>
@@ -11254,7 +11202,7 @@
         <w:t xml:space="preserve"> </w:t>
       </w:r>
       <w:r>
-        <w:t xml:space="preserve">a null. Our reporting protocol can be adopted by future studies testing temporal stability of nonlinear relationships in other contexts, and complements the methodological best-practice recommendations of Eden and Nielsen (2020), Antonakis et al. (2010), and Meyer et al. (2017).</w:t>
+        <w:t xml:space="preserve">a null. The reporting protocol set out here can be adopted by future studies testing the temporal stability of nonlinear relationships in other contexts, and complements the methodological best-practice recommendations of Eden and Nielsen (2020), Antonakis et al. (2010), and Meyer et al. (2017).</w:t>
       </w:r>
     </w:p>
     <w:p>
@@ -11332,59 +11280,7 @@
         <w:pStyle w:val="FirstParagraph"/>
       </w:pPr>
       <w:r>
-        <w:t xml:space="preserve">The findings are bounded by several conditions worth making explicit.</w:t>
-      </w:r>
-      <w:r>
-        <w:t xml:space="preserve"> </w:t>
-      </w:r>
-      <w:r>
-        <w:rPr>
-          <w:bCs/>
-          <w:b/>
-        </w:rPr>
-        <w:t xml:space="preserve">First</w:t>
-      </w:r>
-      <w:r>
-        <w:t xml:space="preserve">, the inverted-U pattern is detected in the WBES private-firm frame and may not extend to publicly-listed Chinese firms, which face different regulatory, governance, and capital-market conditions.</w:t>
-      </w:r>
-      <w:r>
-        <w:t xml:space="preserve"> </w:t>
-      </w:r>
-      <w:r>
-        <w:rPr>
-          <w:bCs/>
-          <w:b/>
-        </w:rPr>
-        <w:t xml:space="preserve">Second</w:t>
-      </w:r>
-      <w:r>
-        <w:t xml:space="preserve">, the durability claim is tested across two waves separated by 12 years; whether the threshold remains stable across longer windows or different sub-periods (e.g., pre- vs post-COVID) is an empirical question that the present design cannot answer.</w:t>
-      </w:r>
-      <w:r>
-        <w:t xml:space="preserve"> </w:t>
-      </w:r>
-      <w:r>
-        <w:rPr>
-          <w:bCs/>
-          <w:b/>
-        </w:rPr>
-        <w:t xml:space="preserve">Third</w:t>
-      </w:r>
-      <w:r>
-        <w:t xml:space="preserve">, the threshold-stability finding is China-specific; the broader internationalization-performance literature suggests substantial cross-country variation, and the durability we document may not extend to other emerging economies, a question we identify for future cross-country WBES replication.</w:t>
-      </w:r>
-      <w:r>
-        <w:t xml:space="preserve"> </w:t>
-      </w:r>
-      <w:r>
-        <w:rPr>
-          <w:bCs/>
-          <w:b/>
-        </w:rPr>
-        <w:t xml:space="preserve">Fourth</w:t>
-      </w:r>
-      <w:r>
-        <w:t xml:space="preserve">, the capability-moderation null is conditional on the WBES capability instruments; richer indicators (Tier 3-4 digital integration, deeper R&amp;D-instensity measures) may yet reveal the curvature-moderation effect that the present instruments do not detect.</w:t>
+        <w:t xml:space="preserve">The findings are bounded by several conditions worth making explicit. The inverted-U pattern is detected in the WBES private-firm frame and may not extend to publicly-listed Chinese firms, which face different regulatory, governance, and capital-market conditions. The durability claim, moreover, is tested across two waves separated by 12 years; whether the threshold remains stable across longer windows or different sub-periods (e.g., pre- vs post-COVID) is an empirical question that the present design cannot answer. The threshold-stability finding is also China-specific; the broader internationalization-performance literature suggests substantial cross-country variation, and the durability we document may not extend to other emerging economies, a question we identify for future cross-country WBES replication. Finally, the capability-moderation null is conditional on the WBES capability instruments; richer indicators (Tier 3-4 digital integration, deeper R&amp;D-instensity measures) may yet reveal the curvature-moderation effect that the present instruments do not detect.</w:t>
       </w:r>
     </w:p>
     <w:bookmarkEnd w:id="64"/>
@@ -11411,14 +11307,7 @@
         <w:pStyle w:val="BodyText"/>
       </w:pPr>
       <w:r>
-        <w:rPr>
-          <w:bCs/>
-          <w:b/>
-        </w:rPr>
-        <w:t xml:space="preserve">First and most fundamentally</w:t>
-      </w:r>
-      <w:r>
-        <w:t xml:space="preserve">, the WBES microdata are repeated cross‑sections rather than a true firm panel; we cannot identify within‑firm change over time and cannot control for time‑invariant unobserved heterogeneity (Antonakis et al., 2010; Eden &amp; Nielsen, 2020; Shaver, 2020). The associational language we adopt throughout reflects this constraint and should not be relaxed in any reader's interpretation of the results. The H2b structural-durability finding in Section 4.3 should therefore be read as a finding about</w:t>
+        <w:t xml:space="preserve">Most fundamentally, the WBES microdata are repeated cross‑sections rather than a true firm panel. This study cannot identify within‑firm change over time and cannot control for time‑invariant unobserved heterogeneity (Antonakis et al., 2010; Eden &amp; Nielsen, 2020; Shaver, 2020). The associational language adopted throughout reflects this constraint and should not be relaxed in any reader's interpretation of the results. The H2b structural-durability finding in Section 4.3 should therefore be read as a finding about</w:t>
       </w:r>
       <w:r>
         <w:t xml:space="preserve"> </w:t>
@@ -11434,7 +11323,7 @@
         <w:t xml:space="preserve"> </w:t>
       </w:r>
       <w:r>
-        <w:t xml:space="preserve">across two repeated samples, not about within-firm temporal trajectories. A panel design with the same firms re-interviewed over time would allow stronger within-firm claims about whether a given firm's threshold remains stable as the firm's capabilities and market position evolve. The 217 panel firms common to both 2012 and 2024 are an under-utilised resource for this purpose; combining them with a future 2032 wave (if WBES China continues its decennial pattern) would yield a 3-wave subset that supports within-firm fixed-effects estimation. We identify this as a high-priority extension once the data become available.</w:t>
+        <w:t xml:space="preserve">across two repeated samples, not about within-firm temporal trajectories. A panel design with the same firms re-interviewed over time would allow stronger within-firm claims about whether a given firm's threshold remains stable as the firm's capabilities and market position evolve. The 217 panel firms common to both 2012 and 2024 are an under-utilised resource here; combining them with a future 2032 wave, should WBES China continue its decennial pattern, would yield a 3-wave subset that supports within-firm fixed-effects estimation. This study identifies that extension as a high priority once the data become available.</w:t>
       </w:r>
     </w:p>
     <w:p>
@@ -11442,14 +11331,7 @@
         <w:pStyle w:val="BodyText"/>
       </w:pPr>
       <w:r>
-        <w:rPr>
-          <w:bCs/>
-          <w:b/>
-        </w:rPr>
-        <w:t xml:space="preserve">Second</w:t>
-      </w:r>
-      <w:r>
-        <w:t xml:space="preserve">, the supplementary working‑capital evidence is bounded by the WBES proxies available cross‑wave. The most direct receivables‑exposure indicators (k1c purchases on credit and k2c sales on credit) are present in the 2012 release but absent from the 2024 release; consequently we cannot test the receivables channel cross‑wave (Manova, 2013; Foley &amp; Manova, 2015; Niepmann &amp; Schmidt-Eisenlohr, 2017; Demir &amp; Javorcik, 2018). Direct examination of working‑capital conditioning using the available proxies (k7, k8 / k82, k3 series, k30, plus 2012‑only k1c / k2c) did not yield robust support for the trap mechanism, so the paper retains the working‑capital interpretation as a theoretically grounded explanation rather than as a directly established empirical channel. A richer empirical test would require firm-level financial-statement data (cash-conversion cycle, days-receivable-outstanding, days-payable-outstanding, trade-finance pricing, sourced from Bureau van Dijk Orbis or CSMAR China) merged to the WBES sample. We have begun preliminary work on such a merge but it lies outside the scope of the present paper.</w:t>
+        <w:t xml:space="preserve">The supplementary working‑capital evidence is bounded by the WBES proxies available cross‑wave. The most direct receivables‑exposure indicators (k1c purchases on credit and k2c sales on credit) are present in the 2012 release but absent from the 2024 release; consequently we cannot test the receivables channel cross‑wave (Manova, 2013; Foley &amp; Manova, 2015; Niepmann &amp; Schmidt-Eisenlohr, 2017; Demir &amp; Javorcik, 2018). Direct examination of working‑capital conditioning using the available proxies (k7, k8 / k82, k3 series, k30, plus 2012‑only k1c / k2c) did not yield robust support for the trap mechanism, so the paper retains the working‑capital interpretation as a theoretically grounded explanation rather than as a directly established empirical channel. A richer empirical test would require firm-level financial-statement data (cash-conversion cycle, days-receivable-outstanding, days-payable-outstanding, trade-finance pricing, sourced from Bureau van Dijk Orbis or CSMAR China) merged to the WBES sample. We have begun preliminary work on such a merge but it lies outside the scope of the present paper.</w:t>
       </w:r>
     </w:p>
     <w:p>
@@ -11457,14 +11339,7 @@
         <w:pStyle w:val="BodyText"/>
       </w:pPr>
       <w:r>
-        <w:rPr>
-          <w:bCs/>
-          <w:b/>
-        </w:rPr>
-        <w:t xml:space="preserve">Third</w:t>
-      </w:r>
-      <w:r>
-        <w:t xml:space="preserve">, the</w:t>
+        <w:t xml:space="preserve">The</w:t>
       </w:r>
       <w:r>
         <w:t xml:space="preserve"> </w:t>
@@ -11514,14 +11389,7 @@
         <w:pStyle w:val="BodyText"/>
       </w:pPr>
       <w:r>
-        <w:rPr>
-          <w:bCs/>
-          <w:b/>
-        </w:rPr>
-        <w:t xml:space="preserve">Fourth</w:t>
-      </w:r>
-      <w:r>
-        <w:t xml:space="preserve">, the WBES sample frame may have drifted across waves, for example, through changes in the manufacturing‑services balance or in the FDI profile of the surveyed firms, and although we control for sector and ownership we cannot rule out residual sample‑frame drift. The robustness check on the manufacturing‑only subsample reported in Section 4.6 partially addresses this concern by re-estimating the M2 main threshold model on a sector-restricted subset (N = 1,656 in 2012; N = 1,062 in 2024); the result remains directionally consistent with the main analysis but with substantially wider confidence intervals. Additional drift checks, re-weighting the 2024 sample to match the 2012 industry-region-size strata distribution, and exploring firm-age and firm-size distribution shifts, are identified as priorities for the next revision.</w:t>
+        <w:t xml:space="preserve">The WBES sample frame, in addition, may have drifted across waves, for example, through changes in the manufacturing‑services balance or in the FDI profile of the surveyed firms, and although we control for sector and ownership we cannot rule out residual sample‑frame drift. The robustness check on the manufacturing‑only subsample reported in Section 4.6 partially addresses this concern by re-estimating the M2 main threshold model on a sector-restricted subset (N = 1,656 in 2012; N = 1,062 in 2024); the result remains directionally consistent with the main analysis but with substantially wider confidence intervals. Additional drift checks, re-weighting the 2024 sample to match the 2012 industry-region-size strata distribution, and exploring firm-age and firm-size distribution shifts, are identified as priorities for the next revision.</w:t>
       </w:r>
     </w:p>
     <w:p>
@@ -11529,14 +11397,7 @@
         <w:pStyle w:val="BodyText"/>
       </w:pPr>
       <w:r>
-        <w:rPr>
-          <w:bCs/>
-          <w:b/>
-        </w:rPr>
-        <w:t xml:space="preserve">Fifth</w:t>
-      </w:r>
-      <w:r>
-        <w:t xml:space="preserve">, the present design supports a strong test of</w:t>
+        <w:t xml:space="preserve">The present design supports a strong test of</w:t>
       </w:r>
       <w:r>
         <w:t xml:space="preserve"> </w:t>
@@ -11612,14 +11473,7 @@
         <w:pStyle w:val="BodyText"/>
       </w:pPr>
       <w:r>
-        <w:rPr>
-          <w:bCs/>
-          <w:b/>
-        </w:rPr>
-        <w:t xml:space="preserve">Sixth</w:t>
-      </w:r>
-      <w:r>
-        <w:t xml:space="preserve">, generalisability beyond the Chinese private‑firm sample is not tested in this paper; the inferences we report apply to the two China waves studied, and any extension to other emerging‑economy private‑firm settings is an empirical question for separate work (Bausch &amp; Krist, 2007; Kirca, Roth, Hult, &amp; Cavusgil, 2012; Marano et al., 2016; Schwens et al., 2018; Author Citation, 2025 — ICBEF). A natural next step in our broader research stream is the multi-country replication of the threshold-stability test on WBES data for Vietnam, Indonesia, India, and other emerging-Asia settings (Author Citation, 2026 — VEFR), to establish whether the durable-structure interpretation generalises beyond China or remains a country-specific pattern. Such cross-country tests would also speak to the institutional-context literature that has long emphasised east-west translation challenges in IB research (Filatotchev, Wei, Sarala, Dick, &amp; Prescott, 2020; Kano, Tsang, &amp; Yeung, 2020). The WBES data infrastructure is uniquely well-positioned to support such replications because the survey instrument, sample frame, and weighting scheme are harmonised across countries, making the cross-country threshold-stability comparison feasible at relatively low marginal cost.</w:t>
+        <w:t xml:space="preserve">Finally, generalisability beyond the Chinese private‑firm sample is not tested in this paper; the inferences we report apply to the two China waves studied, and any extension to other emerging‑economy private‑firm settings is an empirical question for separate work (Bausch &amp; Krist, 2007; Kirca, Roth, Hult, &amp; Cavusgil, 2012; Marano et al., 2016; Schwens et al., 2018; Author Citation, 2025 — ICBEF). A natural next step in our broader research stream is the multi-country replication of the threshold-stability test on WBES data for Vietnam, Indonesia, India, and other emerging-Asia settings (Author Citation, 2026 — VEFR), to establish whether the durable-structure interpretation generalises beyond China or remains a country-specific pattern. Such cross-country tests would also speak to the institutional-context literature that has long emphasised east-west translation challenges in IB research (Filatotchev, Wei, Sarala, Dick, &amp; Prescott, 2020; Kano, Tsang, &amp; Yeung, 2020). The WBES data infrastructure is uniquely well-positioned to support such replications because the survey instrument, sample frame, and weighting scheme are harmonised across countries, making the cross-country threshold-stability comparison feasible at relatively low marginal cost.</w:t>
       </w:r>
     </w:p>
     <w:p>
